--- a/chateau_in_the_woods/Chateau_in_the_Woods_Due_Diligence_Questions.docx
+++ b/chateau_in_the_woods/Chateau_in_the_Woods_Due_Diligence_Questions.docx
@@ -564,7 +564,7 @@
                 <w:sz w:val="17"/>
                 <w:szCs w:val="17"/>
               </w:rPr>
-              <w:t xml:space="preserve">Unit 4017-C carries a lease rent of $821.03 against a $1,250 market rent and is on notice. Is that a concession, an employee unit, a subsidy, or a partial-month proration?</w:t>
+              <w:t xml:space="preserve">Please provide 24 months of leasing traffic, tour-to-lease conversion, renewal rate, average renewal increase achieved, and the ILS source report.</w:t>
             </w:r>
           </w:p>
         </w:tc>
@@ -590,7 +590,7 @@
                 <w:sz w:val="17"/>
                 <w:szCs w:val="17"/>
               </w:rPr>
-              <w:t xml:space="preserve">A proration or one-off concession rather than a genuine below-market lease. Modelled at market rent on turn.</w:t>
+              <w:t xml:space="preserve">Renewal rate of 55-60%, producing roughly 55-60 natural turns a year. This is what makes a 5-unit-per-month renovation pace achievable without forcing residents out.</w:t>
             </w:r>
           </w:p>
         </w:tc>
@@ -613,13 +613,13 @@
             <w:r>
               <w:rPr>
                 <w:rFonts w:ascii="Calibri" w:cs="Calibri" w:eastAsia="Calibri" w:hAnsi="Calibri"/>
-                <w:b w:val="false"/>
-                <w:bCs w:val="false"/>
-                <w:color w:val="6E7B73"/>
-                <w:sz w:val="17"/>
-                <w:szCs w:val="17"/>
-              </w:rPr>
-              <w:t xml:space="preserve">Medium</w:t>
+                <w:b/>
+                <w:bCs/>
+                <w:color w:val="2C5F2D"/>
+                <w:sz w:val="17"/>
+                <w:szCs w:val="17"/>
+              </w:rPr>
+              <w:t xml:space="preserve">High</w:t>
             </w:r>
           </w:p>
         </w:tc>
@@ -681,7 +681,7 @@
                 <w:sz w:val="17"/>
                 <w:szCs w:val="17"/>
               </w:rPr>
-              <w:t xml:space="preserve">Please provide 24 months of leasing traffic, tour-to-lease conversion, renewal rate, average renewal increase achieved, and the ILS source report.</w:t>
+              <w:t xml:space="preserve">Please confirm there are no affordable, Section 8, HAP, LIHTC or other regulatory restrictions on any unit.</w:t>
             </w:r>
           </w:p>
         </w:tc>
@@ -708,7 +708,7 @@
                 <w:sz w:val="17"/>
                 <w:szCs w:val="17"/>
               </w:rPr>
-              <w:t xml:space="preserve">Renewal rate of 55-60%, producing roughly 55-60 natural turns a year. This is what makes a 5-unit-per-month renovation pace achievable without forcing residents out.</w:t>
+              <w:t xml:space="preserve">The property is entirely market rate with no restrictions.</w:t>
             </w:r>
           </w:p>
         </w:tc>
@@ -716,355 +716,6 @@
           <w:tcPr>
             <w:tcW w:type="dxa" w:w="1800"/>
             <w:shd w:fill="F0F3EF" w:color="auto" w:val="clear"/>
-            <w:tcMar>
-              <w:top w:type="dxa" w:w="60"/>
-              <w:left w:type="dxa" w:w="90"/>
-              <w:bottom w:type="dxa" w:w="60"/>
-              <w:right w:type="dxa" w:w="90"/>
-            </w:tcMar>
-            <w:vAlign w:val="top"/>
-          </w:tcPr>
-          <w:p>
-            <w:pPr>
-              <w:spacing w:after="0" w:line="240"/>
-              <w:jc w:val="center"/>
-            </w:pPr>
-            <w:r>
-              <w:rPr>
-                <w:rFonts w:ascii="Calibri" w:cs="Calibri" w:eastAsia="Calibri" w:hAnsi="Calibri"/>
-                <w:b/>
-                <w:bCs/>
-                <w:color w:val="2C5F2D"/>
-                <w:sz w:val="17"/>
-                <w:szCs w:val="17"/>
-              </w:rPr>
-              <w:t xml:space="preserve">High</w:t>
-            </w:r>
-          </w:p>
-        </w:tc>
-      </w:tr>
-      <w:tr>
-        <w:trPr>
-          <w:cantSplit/>
-        </w:trPr>
-        <w:tc>
-          <w:tcPr>
-            <w:tcW w:type="dxa" w:w="560"/>
-            <w:tcMar>
-              <w:top w:type="dxa" w:w="60"/>
-              <w:left w:type="dxa" w:w="90"/>
-              <w:bottom w:type="dxa" w:w="60"/>
-              <w:right w:type="dxa" w:w="90"/>
-            </w:tcMar>
-            <w:vAlign w:val="top"/>
-          </w:tcPr>
-          <w:p>
-            <w:pPr>
-              <w:spacing w:after="0" w:line="240"/>
-              <w:jc w:val="center"/>
-            </w:pPr>
-            <w:r>
-              <w:rPr>
-                <w:rFonts w:ascii="Calibri" w:cs="Calibri" w:eastAsia="Calibri" w:hAnsi="Calibri"/>
-                <w:b/>
-                <w:bCs/>
-                <w:color w:val="6E7B73"/>
-                <w:sz w:val="17"/>
-                <w:szCs w:val="17"/>
-              </w:rPr>
-              <w:t xml:space="preserve">5</w:t>
-            </w:r>
-          </w:p>
-        </w:tc>
-        <w:tc>
-          <w:tcPr>
-            <w:tcW w:type="dxa" w:w="5400"/>
-            <w:tcMar>
-              <w:top w:type="dxa" w:w="60"/>
-              <w:left w:type="dxa" w:w="90"/>
-              <w:bottom w:type="dxa" w:w="60"/>
-              <w:right w:type="dxa" w:w="90"/>
-            </w:tcMar>
-            <w:vAlign w:val="top"/>
-          </w:tcPr>
-          <w:p>
-            <w:pPr>
-              <w:spacing w:after="0" w:line="240"/>
-            </w:pPr>
-            <w:r>
-              <w:rPr>
-                <w:rFonts w:ascii="Calibri" w:cs="Calibri" w:eastAsia="Calibri" w:hAnsi="Calibri"/>
-                <w:color w:val="18231E"/>
-                <w:sz w:val="17"/>
-                <w:szCs w:val="17"/>
-              </w:rPr>
-              <w:t xml:space="preserve">Which units are on month-to-month tenancies and what is being charged? The OM cites a $100/month month-to-month fee that the T-12 does not separately disclose.</w:t>
-            </w:r>
-          </w:p>
-        </w:tc>
-        <w:tc>
-          <w:tcPr>
-            <w:tcW w:type="dxa" w:w="6640"/>
-            <w:tcMar>
-              <w:top w:type="dxa" w:w="60"/>
-              <w:left w:type="dxa" w:w="90"/>
-              <w:bottom w:type="dxa" w:w="60"/>
-              <w:right w:type="dxa" w:w="90"/>
-            </w:tcMar>
-            <w:vAlign w:val="top"/>
-          </w:tcPr>
-          <w:p>
-            <w:pPr>
-              <w:spacing w:after="0" w:line="240"/>
-            </w:pPr>
-            <w:r>
-              <w:rPr>
-                <w:rFonts w:ascii="Calibri" w:cs="Calibri" w:eastAsia="Calibri" w:hAnsi="Calibri"/>
-                <w:color w:val="3D4A43"/>
-                <w:sz w:val="17"/>
-                <w:szCs w:val="17"/>
-              </w:rPr>
-              <w:t xml:space="preserve">A small number of month-to-month units; the premium income sits inside miscellaneous other income.</w:t>
-            </w:r>
-          </w:p>
-        </w:tc>
-        <w:tc>
-          <w:tcPr>
-            <w:tcW w:type="dxa" w:w="1800"/>
-            <w:tcMar>
-              <w:top w:type="dxa" w:w="60"/>
-              <w:left w:type="dxa" w:w="90"/>
-              <w:bottom w:type="dxa" w:w="60"/>
-              <w:right w:type="dxa" w:w="90"/>
-            </w:tcMar>
-            <w:vAlign w:val="top"/>
-          </w:tcPr>
-          <w:p>
-            <w:pPr>
-              <w:spacing w:after="0" w:line="240"/>
-              <w:jc w:val="center"/>
-            </w:pPr>
-            <w:r>
-              <w:rPr>
-                <w:rFonts w:ascii="Calibri" w:cs="Calibri" w:eastAsia="Calibri" w:hAnsi="Calibri"/>
-                <w:b w:val="false"/>
-                <w:bCs w:val="false"/>
-                <w:color w:val="6E7B73"/>
-                <w:sz w:val="17"/>
-                <w:szCs w:val="17"/>
-              </w:rPr>
-              <w:t xml:space="preserve">Low</w:t>
-            </w:r>
-          </w:p>
-        </w:tc>
-      </w:tr>
-      <w:tr>
-        <w:trPr>
-          <w:cantSplit/>
-        </w:trPr>
-        <w:tc>
-          <w:tcPr>
-            <w:tcW w:type="dxa" w:w="560"/>
-            <w:shd w:fill="F0F3EF" w:color="auto" w:val="clear"/>
-            <w:tcMar>
-              <w:top w:type="dxa" w:w="60"/>
-              <w:left w:type="dxa" w:w="90"/>
-              <w:bottom w:type="dxa" w:w="60"/>
-              <w:right w:type="dxa" w:w="90"/>
-            </w:tcMar>
-            <w:vAlign w:val="top"/>
-          </w:tcPr>
-          <w:p>
-            <w:pPr>
-              <w:spacing w:after="0" w:line="240"/>
-              <w:jc w:val="center"/>
-            </w:pPr>
-            <w:r>
-              <w:rPr>
-                <w:rFonts w:ascii="Calibri" w:cs="Calibri" w:eastAsia="Calibri" w:hAnsi="Calibri"/>
-                <w:b/>
-                <w:bCs/>
-                <w:color w:val="6E7B73"/>
-                <w:sz w:val="17"/>
-                <w:szCs w:val="17"/>
-              </w:rPr>
-              <w:t xml:space="preserve">6</w:t>
-            </w:r>
-          </w:p>
-        </w:tc>
-        <w:tc>
-          <w:tcPr>
-            <w:tcW w:type="dxa" w:w="5400"/>
-            <w:shd w:fill="F0F3EF" w:color="auto" w:val="clear"/>
-            <w:tcMar>
-              <w:top w:type="dxa" w:w="60"/>
-              <w:left w:type="dxa" w:w="90"/>
-              <w:bottom w:type="dxa" w:w="60"/>
-              <w:right w:type="dxa" w:w="90"/>
-            </w:tcMar>
-            <w:vAlign w:val="top"/>
-          </w:tcPr>
-          <w:p>
-            <w:pPr>
-              <w:spacing w:after="0" w:line="240"/>
-            </w:pPr>
-            <w:r>
-              <w:rPr>
-                <w:rFonts w:ascii="Calibri" w:cs="Calibri" w:eastAsia="Calibri" w:hAnsi="Calibri"/>
-                <w:color w:val="18231E"/>
-                <w:sz w:val="17"/>
-                <w:szCs w:val="17"/>
-              </w:rPr>
-              <w:t xml:space="preserve">Units 4005-D, 4029-F, 4013-A, 4017-E and 4034-E show a lease-from date but no lease-to date. Are these expired leases holding over?</w:t>
-            </w:r>
-          </w:p>
-        </w:tc>
-        <w:tc>
-          <w:tcPr>
-            <w:tcW w:type="dxa" w:w="6640"/>
-            <w:shd w:fill="F0F3EF" w:color="auto" w:val="clear"/>
-            <w:tcMar>
-              <w:top w:type="dxa" w:w="60"/>
-              <w:left w:type="dxa" w:w="90"/>
-              <w:bottom w:type="dxa" w:w="60"/>
-              <w:right w:type="dxa" w:w="90"/>
-            </w:tcMar>
-            <w:vAlign w:val="top"/>
-          </w:tcPr>
-          <w:p>
-            <w:pPr>
-              <w:spacing w:after="0" w:line="240"/>
-            </w:pPr>
-            <w:r>
-              <w:rPr>
-                <w:rFonts w:ascii="Calibri" w:cs="Calibri" w:eastAsia="Calibri" w:hAnsi="Calibri"/>
-                <w:color w:val="3D4A43"/>
-                <w:sz w:val="17"/>
-                <w:szCs w:val="17"/>
-              </w:rPr>
-              <w:t xml:space="preserve">Holdover on month-to-month, re-leased at market rent when renovated.</w:t>
-            </w:r>
-          </w:p>
-        </w:tc>
-        <w:tc>
-          <w:tcPr>
-            <w:tcW w:type="dxa" w:w="1800"/>
-            <w:shd w:fill="F0F3EF" w:color="auto" w:val="clear"/>
-            <w:tcMar>
-              <w:top w:type="dxa" w:w="60"/>
-              <w:left w:type="dxa" w:w="90"/>
-              <w:bottom w:type="dxa" w:w="60"/>
-              <w:right w:type="dxa" w:w="90"/>
-            </w:tcMar>
-            <w:vAlign w:val="top"/>
-          </w:tcPr>
-          <w:p>
-            <w:pPr>
-              <w:spacing w:after="0" w:line="240"/>
-              <w:jc w:val="center"/>
-            </w:pPr>
-            <w:r>
-              <w:rPr>
-                <w:rFonts w:ascii="Calibri" w:cs="Calibri" w:eastAsia="Calibri" w:hAnsi="Calibri"/>
-                <w:b w:val="false"/>
-                <w:bCs w:val="false"/>
-                <w:color w:val="6E7B73"/>
-                <w:sz w:val="17"/>
-                <w:szCs w:val="17"/>
-              </w:rPr>
-              <w:t xml:space="preserve">Medium</w:t>
-            </w:r>
-          </w:p>
-        </w:tc>
-      </w:tr>
-      <w:tr>
-        <w:trPr>
-          <w:cantSplit/>
-        </w:trPr>
-        <w:tc>
-          <w:tcPr>
-            <w:tcW w:type="dxa" w:w="560"/>
-            <w:tcMar>
-              <w:top w:type="dxa" w:w="60"/>
-              <w:left w:type="dxa" w:w="90"/>
-              <w:bottom w:type="dxa" w:w="60"/>
-              <w:right w:type="dxa" w:w="90"/>
-            </w:tcMar>
-            <w:vAlign w:val="top"/>
-          </w:tcPr>
-          <w:p>
-            <w:pPr>
-              <w:spacing w:after="0" w:line="240"/>
-              <w:jc w:val="center"/>
-            </w:pPr>
-            <w:r>
-              <w:rPr>
-                <w:rFonts w:ascii="Calibri" w:cs="Calibri" w:eastAsia="Calibri" w:hAnsi="Calibri"/>
-                <w:b/>
-                <w:bCs/>
-                <w:color w:val="6E7B73"/>
-                <w:sz w:val="17"/>
-                <w:szCs w:val="17"/>
-              </w:rPr>
-              <w:t xml:space="preserve">7</w:t>
-            </w:r>
-          </w:p>
-        </w:tc>
-        <w:tc>
-          <w:tcPr>
-            <w:tcW w:type="dxa" w:w="5400"/>
-            <w:tcMar>
-              <w:top w:type="dxa" w:w="60"/>
-              <w:left w:type="dxa" w:w="90"/>
-              <w:bottom w:type="dxa" w:w="60"/>
-              <w:right w:type="dxa" w:w="90"/>
-            </w:tcMar>
-            <w:vAlign w:val="top"/>
-          </w:tcPr>
-          <w:p>
-            <w:pPr>
-              <w:spacing w:after="0" w:line="240"/>
-            </w:pPr>
-            <w:r>
-              <w:rPr>
-                <w:rFonts w:ascii="Calibri" w:cs="Calibri" w:eastAsia="Calibri" w:hAnsi="Calibri"/>
-                <w:color w:val="18231E"/>
-                <w:sz w:val="17"/>
-                <w:szCs w:val="17"/>
-              </w:rPr>
-              <w:t xml:space="preserve">Please confirm there are no affordable, Section 8, HAP, LIHTC or other regulatory restrictions on any unit.</w:t>
-            </w:r>
-          </w:p>
-        </w:tc>
-        <w:tc>
-          <w:tcPr>
-            <w:tcW w:type="dxa" w:w="6640"/>
-            <w:tcMar>
-              <w:top w:type="dxa" w:w="60"/>
-              <w:left w:type="dxa" w:w="90"/>
-              <w:bottom w:type="dxa" w:w="60"/>
-              <w:right w:type="dxa" w:w="90"/>
-            </w:tcMar>
-            <w:vAlign w:val="top"/>
-          </w:tcPr>
-          <w:p>
-            <w:pPr>
-              <w:spacing w:after="0" w:line="240"/>
-            </w:pPr>
-            <w:r>
-              <w:rPr>
-                <w:rFonts w:ascii="Calibri" w:cs="Calibri" w:eastAsia="Calibri" w:hAnsi="Calibri"/>
-                <w:color w:val="3D4A43"/>
-                <w:sz w:val="17"/>
-                <w:szCs w:val="17"/>
-              </w:rPr>
-              <w:t xml:space="preserve">The property is entirely market rate with no restrictions.</w:t>
-            </w:r>
-          </w:p>
-        </w:tc>
-        <w:tc>
-          <w:tcPr>
-            <w:tcW w:type="dxa" w:w="1800"/>
             <w:tcMar>
               <w:top w:type="dxa" w:w="60"/>
               <w:left w:type="dxa" w:w="90"/>
@@ -1278,7 +929,7 @@
                 <w:sz w:val="17"/>
                 <w:szCs w:val="17"/>
               </w:rPr>
-              <w:t xml:space="preserve">8</w:t>
+              <w:t xml:space="preserve">5</w:t>
             </w:r>
           </w:p>
         </w:tc>
@@ -1394,7 +1045,7 @@
                 <w:sz w:val="17"/>
                 <w:szCs w:val="17"/>
               </w:rPr>
-              <w:t xml:space="preserve">9</w:t>
+              <w:t xml:space="preserve">6</w:t>
             </w:r>
           </w:p>
         </w:tc>
@@ -1512,7 +1163,7 @@
                 <w:sz w:val="17"/>
                 <w:szCs w:val="17"/>
               </w:rPr>
-              <w:t xml:space="preserve">10</w:t>
+              <w:t xml:space="preserve">7</w:t>
             </w:r>
           </w:p>
         </w:tc>
@@ -1594,359 +1245,6 @@
                 <w:szCs w:val="17"/>
               </w:rPr>
               <w:t xml:space="preserve">High</w:t>
-            </w:r>
-          </w:p>
-        </w:tc>
-      </w:tr>
-      <w:tr>
-        <w:trPr>
-          <w:cantSplit/>
-        </w:trPr>
-        <w:tc>
-          <w:tcPr>
-            <w:tcW w:type="dxa" w:w="560"/>
-            <w:shd w:fill="F0F3EF" w:color="auto" w:val="clear"/>
-            <w:tcMar>
-              <w:top w:type="dxa" w:w="60"/>
-              <w:left w:type="dxa" w:w="90"/>
-              <w:bottom w:type="dxa" w:w="60"/>
-              <w:right w:type="dxa" w:w="90"/>
-            </w:tcMar>
-            <w:vAlign w:val="top"/>
-          </w:tcPr>
-          <w:p>
-            <w:pPr>
-              <w:spacing w:after="0" w:line="240"/>
-              <w:jc w:val="center"/>
-            </w:pPr>
-            <w:r>
-              <w:rPr>
-                <w:rFonts w:ascii="Calibri" w:cs="Calibri" w:eastAsia="Calibri" w:hAnsi="Calibri"/>
-                <w:b/>
-                <w:bCs/>
-                <w:color w:val="6E7B73"/>
-                <w:sz w:val="17"/>
-                <w:szCs w:val="17"/>
-              </w:rPr>
-              <w:t xml:space="preserve">11</w:t>
-            </w:r>
-          </w:p>
-        </w:tc>
-        <w:tc>
-          <w:tcPr>
-            <w:tcW w:type="dxa" w:w="5400"/>
-            <w:shd w:fill="F0F3EF" w:color="auto" w:val="clear"/>
-            <w:tcMar>
-              <w:top w:type="dxa" w:w="60"/>
-              <w:left w:type="dxa" w:w="90"/>
-              <w:bottom w:type="dxa" w:w="60"/>
-              <w:right w:type="dxa" w:w="90"/>
-            </w:tcMar>
-            <w:vAlign w:val="top"/>
-          </w:tcPr>
-          <w:p>
-            <w:pPr>
-              <w:spacing w:after="0" w:line="240"/>
-            </w:pPr>
-            <w:r>
-              <w:rPr>
-                <w:rFonts w:ascii="Calibri" w:cs="Calibri" w:eastAsia="Calibri" w:hAnsi="Calibri"/>
-                <w:color w:val="18231E"/>
-                <w:sz w:val="17"/>
-                <w:szCs w:val="17"/>
-              </w:rPr>
-              <w:t xml:space="preserve">The OM identifies unit 4017-D as a Bordeaux with stackable machines at a $1,307 market rent, but the rent roll shows all 25 Bordeaux units at $1,260 in a single unit type. Which is correct?</w:t>
-            </w:r>
-          </w:p>
-        </w:tc>
-        <w:tc>
-          <w:tcPr>
-            <w:tcW w:type="dxa" w:w="6640"/>
-            <w:shd w:fill="F0F3EF" w:color="auto" w:val="clear"/>
-            <w:tcMar>
-              <w:top w:type="dxa" w:w="60"/>
-              <w:left w:type="dxa" w:w="90"/>
-              <w:bottom w:type="dxa" w:w="60"/>
-              <w:right w:type="dxa" w:w="90"/>
-            </w:tcMar>
-            <w:vAlign w:val="top"/>
-          </w:tcPr>
-          <w:p>
-            <w:pPr>
-              <w:spacing w:after="0" w:line="240"/>
-            </w:pPr>
-            <w:r>
-              <w:rPr>
-                <w:rFonts w:ascii="Calibri" w:cs="Calibri" w:eastAsia="Calibri" w:hAnsi="Calibri"/>
-                <w:color w:val="3D4A43"/>
-                <w:sz w:val="17"/>
-                <w:szCs w:val="17"/>
-              </w:rPr>
-              <w:t xml:space="preserve">The rent roll governs, so 4017-D is underwritten as needing the $5,000 addition. Conservative by $5,000.</w:t>
-            </w:r>
-          </w:p>
-        </w:tc>
-        <w:tc>
-          <w:tcPr>
-            <w:tcW w:type="dxa" w:w="1800"/>
-            <w:shd w:fill="F0F3EF" w:color="auto" w:val="clear"/>
-            <w:tcMar>
-              <w:top w:type="dxa" w:w="60"/>
-              <w:left w:type="dxa" w:w="90"/>
-              <w:bottom w:type="dxa" w:w="60"/>
-              <w:right w:type="dxa" w:w="90"/>
-            </w:tcMar>
-            <w:vAlign w:val="top"/>
-          </w:tcPr>
-          <w:p>
-            <w:pPr>
-              <w:spacing w:after="0" w:line="240"/>
-              <w:jc w:val="center"/>
-            </w:pPr>
-            <w:r>
-              <w:rPr>
-                <w:rFonts w:ascii="Calibri" w:cs="Calibri" w:eastAsia="Calibri" w:hAnsi="Calibri"/>
-                <w:b w:val="false"/>
-                <w:bCs w:val="false"/>
-                <w:color w:val="6E7B73"/>
-                <w:sz w:val="17"/>
-                <w:szCs w:val="17"/>
-              </w:rPr>
-              <w:t xml:space="preserve">Low</w:t>
-            </w:r>
-          </w:p>
-        </w:tc>
-      </w:tr>
-      <w:tr>
-        <w:trPr>
-          <w:cantSplit/>
-        </w:trPr>
-        <w:tc>
-          <w:tcPr>
-            <w:tcW w:type="dxa" w:w="560"/>
-            <w:tcMar>
-              <w:top w:type="dxa" w:w="60"/>
-              <w:left w:type="dxa" w:w="90"/>
-              <w:bottom w:type="dxa" w:w="60"/>
-              <w:right w:type="dxa" w:w="90"/>
-            </w:tcMar>
-            <w:vAlign w:val="top"/>
-          </w:tcPr>
-          <w:p>
-            <w:pPr>
-              <w:spacing w:after="0" w:line="240"/>
-              <w:jc w:val="center"/>
-            </w:pPr>
-            <w:r>
-              <w:rPr>
-                <w:rFonts w:ascii="Calibri" w:cs="Calibri" w:eastAsia="Calibri" w:hAnsi="Calibri"/>
-                <w:b/>
-                <w:bCs/>
-                <w:color w:val="6E7B73"/>
-                <w:sz w:val="17"/>
-                <w:szCs w:val="17"/>
-              </w:rPr>
-              <w:t xml:space="preserve">12</w:t>
-            </w:r>
-          </w:p>
-        </w:tc>
-        <w:tc>
-          <w:tcPr>
-            <w:tcW w:type="dxa" w:w="5400"/>
-            <w:tcMar>
-              <w:top w:type="dxa" w:w="60"/>
-              <w:left w:type="dxa" w:w="90"/>
-              <w:bottom w:type="dxa" w:w="60"/>
-              <w:right w:type="dxa" w:w="90"/>
-            </w:tcMar>
-            <w:vAlign w:val="top"/>
-          </w:tcPr>
-          <w:p>
-            <w:pPr>
-              <w:spacing w:after="0" w:line="240"/>
-            </w:pPr>
-            <w:r>
-              <w:rPr>
-                <w:rFonts w:ascii="Calibri" w:cs="Calibri" w:eastAsia="Calibri" w:hAnsi="Calibri"/>
-                <w:color w:val="18231E"/>
-                <w:sz w:val="17"/>
-                <w:szCs w:val="17"/>
-              </w:rPr>
-              <w:t xml:space="preserve">What was the previous washer/dryer rental programme, why was it discontinued, and are there surviving vendor contracts or leased equipment on site?</w:t>
-            </w:r>
-          </w:p>
-        </w:tc>
-        <w:tc>
-          <w:tcPr>
-            <w:tcW w:type="dxa" w:w="6640"/>
-            <w:tcMar>
-              <w:top w:type="dxa" w:w="60"/>
-              <w:left w:type="dxa" w:w="90"/>
-              <w:bottom w:type="dxa" w:w="60"/>
-              <w:right w:type="dxa" w:w="90"/>
-            </w:tcMar>
-            <w:vAlign w:val="top"/>
-          </w:tcPr>
-          <w:p>
-            <w:pPr>
-              <w:spacing w:after="0" w:line="240"/>
-            </w:pPr>
-            <w:r>
-              <w:rPr>
-                <w:rFonts w:ascii="Calibri" w:cs="Calibri" w:eastAsia="Calibri" w:hAnsi="Calibri"/>
-                <w:color w:val="3D4A43"/>
-                <w:sz w:val="17"/>
-                <w:szCs w:val="17"/>
-              </w:rPr>
-              <w:t xml:space="preserve">No surviving equipment lease. The 15 laundry centres are owned and can be repurposed or removed once in-unit laundry is universal.</w:t>
-            </w:r>
-          </w:p>
-        </w:tc>
-        <w:tc>
-          <w:tcPr>
-            <w:tcW w:type="dxa" w:w="1800"/>
-            <w:tcMar>
-              <w:top w:type="dxa" w:w="60"/>
-              <w:left w:type="dxa" w:w="90"/>
-              <w:bottom w:type="dxa" w:w="60"/>
-              <w:right w:type="dxa" w:w="90"/>
-            </w:tcMar>
-            <w:vAlign w:val="top"/>
-          </w:tcPr>
-          <w:p>
-            <w:pPr>
-              <w:spacing w:after="0" w:line="240"/>
-              <w:jc w:val="center"/>
-            </w:pPr>
-            <w:r>
-              <w:rPr>
-                <w:rFonts w:ascii="Calibri" w:cs="Calibri" w:eastAsia="Calibri" w:hAnsi="Calibri"/>
-                <w:b w:val="false"/>
-                <w:bCs w:val="false"/>
-                <w:color w:val="6E7B73"/>
-                <w:sz w:val="17"/>
-                <w:szCs w:val="17"/>
-              </w:rPr>
-              <w:t xml:space="preserve">Medium</w:t>
-            </w:r>
-          </w:p>
-        </w:tc>
-      </w:tr>
-      <w:tr>
-        <w:trPr>
-          <w:cantSplit/>
-        </w:trPr>
-        <w:tc>
-          <w:tcPr>
-            <w:tcW w:type="dxa" w:w="560"/>
-            <w:shd w:fill="F0F3EF" w:color="auto" w:val="clear"/>
-            <w:tcMar>
-              <w:top w:type="dxa" w:w="60"/>
-              <w:left w:type="dxa" w:w="90"/>
-              <w:bottom w:type="dxa" w:w="60"/>
-              <w:right w:type="dxa" w:w="90"/>
-            </w:tcMar>
-            <w:vAlign w:val="top"/>
-          </w:tcPr>
-          <w:p>
-            <w:pPr>
-              <w:spacing w:after="0" w:line="240"/>
-              <w:jc w:val="center"/>
-            </w:pPr>
-            <w:r>
-              <w:rPr>
-                <w:rFonts w:ascii="Calibri" w:cs="Calibri" w:eastAsia="Calibri" w:hAnsi="Calibri"/>
-                <w:b/>
-                <w:bCs/>
-                <w:color w:val="6E7B73"/>
-                <w:sz w:val="17"/>
-                <w:szCs w:val="17"/>
-              </w:rPr>
-              <w:t xml:space="preserve">13</w:t>
-            </w:r>
-          </w:p>
-        </w:tc>
-        <w:tc>
-          <w:tcPr>
-            <w:tcW w:type="dxa" w:w="5400"/>
-            <w:shd w:fill="F0F3EF" w:color="auto" w:val="clear"/>
-            <w:tcMar>
-              <w:top w:type="dxa" w:w="60"/>
-              <w:left w:type="dxa" w:w="90"/>
-              <w:bottom w:type="dxa" w:w="60"/>
-              <w:right w:type="dxa" w:w="90"/>
-            </w:tcMar>
-            <w:vAlign w:val="top"/>
-          </w:tcPr>
-          <w:p>
-            <w:pPr>
-              <w:spacing w:after="0" w:line="240"/>
-            </w:pPr>
-            <w:r>
-              <w:rPr>
-                <w:rFonts w:ascii="Calibri" w:cs="Calibri" w:eastAsia="Calibri" w:hAnsi="Calibri"/>
-                <w:color w:val="18231E"/>
-                <w:sz w:val="17"/>
-                <w:szCs w:val="17"/>
-              </w:rPr>
-              <w:t xml:space="preserve">Once every unit has in-unit laundry, is there a use or conversion opportunity for the 15 laundry centres (3 per building)?</w:t>
-            </w:r>
-          </w:p>
-        </w:tc>
-        <w:tc>
-          <w:tcPr>
-            <w:tcW w:type="dxa" w:w="6640"/>
-            <w:shd w:fill="F0F3EF" w:color="auto" w:val="clear"/>
-            <w:tcMar>
-              <w:top w:type="dxa" w:w="60"/>
-              <w:left w:type="dxa" w:w="90"/>
-              <w:bottom w:type="dxa" w:w="60"/>
-              <w:right w:type="dxa" w:w="90"/>
-            </w:tcMar>
-            <w:vAlign w:val="top"/>
-          </w:tcPr>
-          <w:p>
-            <w:pPr>
-              <w:spacing w:after="0" w:line="240"/>
-            </w:pPr>
-            <w:r>
-              <w:rPr>
-                <w:rFonts w:ascii="Calibri" w:cs="Calibri" w:eastAsia="Calibri" w:hAnsi="Calibri"/>
-                <w:color w:val="3D4A43"/>
-                <w:sz w:val="17"/>
-                <w:szCs w:val="17"/>
-              </w:rPr>
-              <w:t xml:space="preserve">No value underwritten. Any storage or unit conversion would be incremental upside.</w:t>
-            </w:r>
-          </w:p>
-        </w:tc>
-        <w:tc>
-          <w:tcPr>
-            <w:tcW w:type="dxa" w:w="1800"/>
-            <w:shd w:fill="F0F3EF" w:color="auto" w:val="clear"/>
-            <w:tcMar>
-              <w:top w:type="dxa" w:w="60"/>
-              <w:left w:type="dxa" w:w="90"/>
-              <w:bottom w:type="dxa" w:w="60"/>
-              <w:right w:type="dxa" w:w="90"/>
-            </w:tcMar>
-            <w:vAlign w:val="top"/>
-          </w:tcPr>
-          <w:p>
-            <w:pPr>
-              <w:spacing w:after="0" w:line="240"/>
-              <w:jc w:val="center"/>
-            </w:pPr>
-            <w:r>
-              <w:rPr>
-                <w:rFonts w:ascii="Calibri" w:cs="Calibri" w:eastAsia="Calibri" w:hAnsi="Calibri"/>
-                <w:b w:val="false"/>
-                <w:bCs w:val="false"/>
-                <w:color w:val="6E7B73"/>
-                <w:sz w:val="17"/>
-                <w:szCs w:val="17"/>
-              </w:rPr>
-              <w:t xml:space="preserve">Low</w:t>
             </w:r>
           </w:p>
         </w:tc>
@@ -2137,7 +1435,7 @@
                 <w:sz w:val="17"/>
                 <w:szCs w:val="17"/>
               </w:rPr>
-              <w:t xml:space="preserve">14</w:t>
+              <w:t xml:space="preserve">8</w:t>
             </w:r>
           </w:p>
         </w:tc>
@@ -2253,7 +1551,7 @@
                 <w:sz w:val="17"/>
                 <w:szCs w:val="17"/>
               </w:rPr>
-              <w:t xml:space="preserve">15</w:t>
+              <w:t xml:space="preserve">9</w:t>
             </w:r>
           </w:p>
         </w:tc>
@@ -2307,7 +1605,7 @@
                 <w:sz w:val="17"/>
                 <w:szCs w:val="17"/>
               </w:rPr>
-              <w:t xml:space="preserve">No recent renovations, so there is no in-place proof of premium. This is the single largest unproven assumption in the model and the reason premium is sensitised from $125 to $190 per month.</w:t>
+              <w:t xml:space="preserve">No recent renovations, so there is no in-place proof of premium. This remains the largest unproven assumption. Ladder A prices it: $125/month returns 12.0% and $190/month returns 16.2%, against 14.0% at our $155 base. A leased mock-up of each floor plan before we go hard would settle it.</w:t>
             </w:r>
           </w:p>
         </w:tc>
@@ -2371,7 +1669,7 @@
                 <w:sz w:val="17"/>
                 <w:szCs w:val="17"/>
               </w:rPr>
-              <w:t xml:space="preserve">16</w:t>
+              <w:t xml:space="preserve">10</w:t>
             </w:r>
           </w:p>
         </w:tc>
@@ -2423,7 +1721,7 @@
                 <w:sz w:val="17"/>
                 <w:szCs w:val="17"/>
               </w:rPr>
-              <w:t xml:space="preserve">$13,000 per unit interior plus $5,000 for the laundry addition, a $15,754 blended cost. A $2,000 per unit miss is $236,000 of capital.</w:t>
+              <w:t xml:space="preserve">Track A (53 units, in-place) $10,000/unit; Track B (65 units, vacant plus laundry) $13,000 interior plus the case-prescribed $5,000 addition. Blended $14,407/unit for a $155/month premium, a 12.9% return on cost. Ladder B on the Sensitivities tab prices the cost risk: $18,000/unit blended still returns 12.3%.</w:t>
             </w:r>
           </w:p>
         </w:tc>
@@ -2487,7 +1785,7 @@
                 <w:sz w:val="17"/>
                 <w:szCs w:val="17"/>
               </w:rPr>
-              <w:t xml:space="preserve">17</w:t>
+              <w:t xml:space="preserve">11</w:t>
             </w:r>
           </w:p>
         </w:tc>
@@ -2541,7 +1839,7 @@
                 <w:sz w:val="17"/>
                 <w:szCs w:val="17"/>
               </w:rPr>
-              <w:t xml:space="preserve">14 days of incremental downtime beyond a normal turn. We fund a second maintenance technician in payroll.</w:t>
+              <w:t xml:space="preserve">Track A is executed with the resident in occupancy over 2-3 days at 10 units a month from month 2, so it consumes no vacancy; the premium lands at the next renewal, modelled as a 6-month lag. Track B runs at natural turnover, 5 units a month from month 4, with 14 days of incremental downtime. All 118 complete in month 16. We fund a second maintenance technician.</w:t>
             </w:r>
           </w:p>
         </w:tc>
@@ -2605,7 +1903,7 @@
                 <w:sz w:val="17"/>
                 <w:szCs w:val="17"/>
               </w:rPr>
-              <w:t xml:space="preserve">18</w:t>
+              <w:t xml:space="preserve">12</w:t>
             </w:r>
           </w:p>
         </w:tc>
@@ -2687,125 +1985,6 @@
                 <w:szCs w:val="17"/>
               </w:rPr>
               <w:t xml:space="preserve">High</w:t>
-            </w:r>
-          </w:p>
-        </w:tc>
-      </w:tr>
-      <w:tr>
-        <w:trPr>
-          <w:cantSplit/>
-        </w:trPr>
-        <w:tc>
-          <w:tcPr>
-            <w:tcW w:type="dxa" w:w="560"/>
-            <w:shd w:fill="F0F3EF" w:color="auto" w:val="clear"/>
-            <w:tcMar>
-              <w:top w:type="dxa" w:w="60"/>
-              <w:left w:type="dxa" w:w="90"/>
-              <w:bottom w:type="dxa" w:w="60"/>
-              <w:right w:type="dxa" w:w="90"/>
-            </w:tcMar>
-            <w:vAlign w:val="top"/>
-          </w:tcPr>
-          <w:p>
-            <w:pPr>
-              <w:spacing w:after="0" w:line="240"/>
-              <w:jc w:val="center"/>
-            </w:pPr>
-            <w:r>
-              <w:rPr>
-                <w:rFonts w:ascii="Calibri" w:cs="Calibri" w:eastAsia="Calibri" w:hAnsi="Calibri"/>
-                <w:b/>
-                <w:bCs/>
-                <w:color w:val="6E7B73"/>
-                <w:sz w:val="17"/>
-                <w:szCs w:val="17"/>
-              </w:rPr>
-              <w:t xml:space="preserve">19</w:t>
-            </w:r>
-          </w:p>
-        </w:tc>
-        <w:tc>
-          <w:tcPr>
-            <w:tcW w:type="dxa" w:w="5400"/>
-            <w:shd w:fill="F0F3EF" w:color="auto" w:val="clear"/>
-            <w:tcMar>
-              <w:top w:type="dxa" w:w="60"/>
-              <w:left w:type="dxa" w:w="90"/>
-              <w:bottom w:type="dxa" w:w="60"/>
-              <w:right w:type="dxa" w:w="90"/>
-            </w:tcMar>
-            <w:vAlign w:val="top"/>
-          </w:tcPr>
-          <w:p>
-            <w:pPr>
-              <w:spacing w:after="0" w:line="240"/>
-            </w:pPr>
-            <w:r>
-              <w:rPr>
-                <w:rFonts w:ascii="Calibri" w:cs="Calibri" w:eastAsia="Calibri" w:hAnsi="Calibri"/>
-                <w:color w:val="18231E"/>
-                <w:sz w:val="17"/>
-                <w:szCs w:val="17"/>
-              </w:rPr>
-              <w:t xml:space="preserve">Do the units have individual electrical panels sized for modern appliance loads, and is there capacity for in-unit laundry plus upgraded lighting?</w:t>
-            </w:r>
-          </w:p>
-        </w:tc>
-        <w:tc>
-          <w:tcPr>
-            <w:tcW w:type="dxa" w:w="6640"/>
-            <w:shd w:fill="F0F3EF" w:color="auto" w:val="clear"/>
-            <w:tcMar>
-              <w:top w:type="dxa" w:w="60"/>
-              <w:left w:type="dxa" w:w="90"/>
-              <w:bottom w:type="dxa" w:w="60"/>
-              <w:right w:type="dxa" w:w="90"/>
-            </w:tcMar>
-            <w:vAlign w:val="top"/>
-          </w:tcPr>
-          <w:p>
-            <w:pPr>
-              <w:spacing w:after="0" w:line="240"/>
-            </w:pPr>
-            <w:r>
-              <w:rPr>
-                <w:rFonts w:ascii="Calibri" w:cs="Calibri" w:eastAsia="Calibri" w:hAnsi="Calibri"/>
-                <w:color w:val="3D4A43"/>
-                <w:sz w:val="17"/>
-                <w:szCs w:val="17"/>
-              </w:rPr>
-              <w:t xml:space="preserve">Cutler-Hammer breaker boxes with adequate capacity, per the OM systems schedule.</w:t>
-            </w:r>
-          </w:p>
-        </w:tc>
-        <w:tc>
-          <w:tcPr>
-            <w:tcW w:type="dxa" w:w="1800"/>
-            <w:shd w:fill="F0F3EF" w:color="auto" w:val="clear"/>
-            <w:tcMar>
-              <w:top w:type="dxa" w:w="60"/>
-              <w:left w:type="dxa" w:w="90"/>
-              <w:bottom w:type="dxa" w:w="60"/>
-              <w:right w:type="dxa" w:w="90"/>
-            </w:tcMar>
-            <w:vAlign w:val="top"/>
-          </w:tcPr>
-          <w:p>
-            <w:pPr>
-              <w:spacing w:after="0" w:line="240"/>
-              <w:jc w:val="center"/>
-            </w:pPr>
-            <w:r>
-              <w:rPr>
-                <w:rFonts w:ascii="Calibri" w:cs="Calibri" w:eastAsia="Calibri" w:hAnsi="Calibri"/>
-                <w:b w:val="false"/>
-                <w:bCs w:val="false"/>
-                <w:color w:val="6E7B73"/>
-                <w:sz w:val="17"/>
-                <w:szCs w:val="17"/>
-              </w:rPr>
-              <w:t xml:space="preserve">Medium</w:t>
             </w:r>
           </w:p>
         </w:tc>
@@ -2996,7 +2175,7 @@
                 <w:sz w:val="17"/>
                 <w:szCs w:val="17"/>
               </w:rPr>
-              <w:t xml:space="preserve">20</w:t>
+              <w:t xml:space="preserve">13</w:t>
             </w:r>
           </w:p>
         </w:tc>
@@ -3112,7 +2291,7 @@
                 <w:sz w:val="17"/>
                 <w:szCs w:val="17"/>
               </w:rPr>
-              <w:t xml:space="preserve">21</w:t>
+              <w:t xml:space="preserve">14</w:t>
             </w:r>
           </w:p>
         </w:tc>
@@ -3230,7 +2409,7 @@
                 <w:sz w:val="17"/>
                 <w:szCs w:val="17"/>
               </w:rPr>
-              <w:t xml:space="preserve">22</w:t>
+              <w:t xml:space="preserve">15</w:t>
             </w:r>
           </w:p>
         </w:tc>
@@ -3312,593 +2491,6 @@
                 <w:szCs w:val="17"/>
               </w:rPr>
               <w:t xml:space="preserve">High</w:t>
-            </w:r>
-          </w:p>
-        </w:tc>
-      </w:tr>
-      <w:tr>
-        <w:trPr>
-          <w:cantSplit/>
-        </w:trPr>
-        <w:tc>
-          <w:tcPr>
-            <w:tcW w:type="dxa" w:w="560"/>
-            <w:shd w:fill="F0F3EF" w:color="auto" w:val="clear"/>
-            <w:tcMar>
-              <w:top w:type="dxa" w:w="60"/>
-              <w:left w:type="dxa" w:w="90"/>
-              <w:bottom w:type="dxa" w:w="60"/>
-              <w:right w:type="dxa" w:w="90"/>
-            </w:tcMar>
-            <w:vAlign w:val="top"/>
-          </w:tcPr>
-          <w:p>
-            <w:pPr>
-              <w:spacing w:after="0" w:line="240"/>
-              <w:jc w:val="center"/>
-            </w:pPr>
-            <w:r>
-              <w:rPr>
-                <w:rFonts w:ascii="Calibri" w:cs="Calibri" w:eastAsia="Calibri" w:hAnsi="Calibri"/>
-                <w:b/>
-                <w:bCs/>
-                <w:color w:val="6E7B73"/>
-                <w:sz w:val="17"/>
-                <w:szCs w:val="17"/>
-              </w:rPr>
-              <w:t xml:space="preserve">23</w:t>
-            </w:r>
-          </w:p>
-        </w:tc>
-        <w:tc>
-          <w:tcPr>
-            <w:tcW w:type="dxa" w:w="5400"/>
-            <w:shd w:fill="F0F3EF" w:color="auto" w:val="clear"/>
-            <w:tcMar>
-              <w:top w:type="dxa" w:w="60"/>
-              <w:left w:type="dxa" w:w="90"/>
-              <w:bottom w:type="dxa" w:w="60"/>
-              <w:right w:type="dxa" w:w="90"/>
-            </w:tcMar>
-            <w:vAlign w:val="top"/>
-          </w:tcPr>
-          <w:p>
-            <w:pPr>
-              <w:spacing w:after="0" w:line="240"/>
-            </w:pPr>
-            <w:r>
-              <w:rPr>
-                <w:rFonts w:ascii="Calibri" w:cs="Calibri" w:eastAsia="Calibri" w:hAnsi="Calibri"/>
-                <w:color w:val="18231E"/>
-                <w:sz w:val="17"/>
-                <w:szCs w:val="17"/>
-              </w:rPr>
-              <w:t xml:space="preserve">Please provide a unit-level inventory with the age and condition of the individual gas furnaces and condensing units.</w:t>
-            </w:r>
-          </w:p>
-        </w:tc>
-        <w:tc>
-          <w:tcPr>
-            <w:tcW w:type="dxa" w:w="6640"/>
-            <w:shd w:fill="F0F3EF" w:color="auto" w:val="clear"/>
-            <w:tcMar>
-              <w:top w:type="dxa" w:w="60"/>
-              <w:left w:type="dxa" w:w="90"/>
-              <w:bottom w:type="dxa" w:w="60"/>
-              <w:right w:type="dxa" w:w="90"/>
-            </w:tcMar>
-            <w:vAlign w:val="top"/>
-          </w:tcPr>
-          <w:p>
-            <w:pPr>
-              <w:spacing w:after="0" w:line="240"/>
-            </w:pPr>
-            <w:r>
-              <w:rPr>
-                <w:rFonts w:ascii="Calibri" w:cs="Calibri" w:eastAsia="Calibri" w:hAnsi="Calibri"/>
-                <w:color w:val="3D4A43"/>
-                <w:sz w:val="17"/>
-                <w:szCs w:val="17"/>
-              </w:rPr>
-              <w:t xml:space="preserve">Staggered ages with replacement funded through the reserve; $3,946 of HVAC replacement appears in the T-12.</w:t>
-            </w:r>
-          </w:p>
-        </w:tc>
-        <w:tc>
-          <w:tcPr>
-            <w:tcW w:type="dxa" w:w="1800"/>
-            <w:shd w:fill="F0F3EF" w:color="auto" w:val="clear"/>
-            <w:tcMar>
-              <w:top w:type="dxa" w:w="60"/>
-              <w:left w:type="dxa" w:w="90"/>
-              <w:bottom w:type="dxa" w:w="60"/>
-              <w:right w:type="dxa" w:w="90"/>
-            </w:tcMar>
-            <w:vAlign w:val="top"/>
-          </w:tcPr>
-          <w:p>
-            <w:pPr>
-              <w:spacing w:after="0" w:line="240"/>
-              <w:jc w:val="center"/>
-            </w:pPr>
-            <w:r>
-              <w:rPr>
-                <w:rFonts w:ascii="Calibri" w:cs="Calibri" w:eastAsia="Calibri" w:hAnsi="Calibri"/>
-                <w:b w:val="false"/>
-                <w:bCs w:val="false"/>
-                <w:color w:val="6E7B73"/>
-                <w:sz w:val="17"/>
-                <w:szCs w:val="17"/>
-              </w:rPr>
-              <w:t xml:space="preserve">Medium</w:t>
-            </w:r>
-          </w:p>
-        </w:tc>
-      </w:tr>
-      <w:tr>
-        <w:trPr>
-          <w:cantSplit/>
-        </w:trPr>
-        <w:tc>
-          <w:tcPr>
-            <w:tcW w:type="dxa" w:w="560"/>
-            <w:tcMar>
-              <w:top w:type="dxa" w:w="60"/>
-              <w:left w:type="dxa" w:w="90"/>
-              <w:bottom w:type="dxa" w:w="60"/>
-              <w:right w:type="dxa" w:w="90"/>
-            </w:tcMar>
-            <w:vAlign w:val="top"/>
-          </w:tcPr>
-          <w:p>
-            <w:pPr>
-              <w:spacing w:after="0" w:line="240"/>
-              <w:jc w:val="center"/>
-            </w:pPr>
-            <w:r>
-              <w:rPr>
-                <w:rFonts w:ascii="Calibri" w:cs="Calibri" w:eastAsia="Calibri" w:hAnsi="Calibri"/>
-                <w:b/>
-                <w:bCs/>
-                <w:color w:val="6E7B73"/>
-                <w:sz w:val="17"/>
-                <w:szCs w:val="17"/>
-              </w:rPr>
-              <w:t xml:space="preserve">24</w:t>
-            </w:r>
-          </w:p>
-        </w:tc>
-        <w:tc>
-          <w:tcPr>
-            <w:tcW w:type="dxa" w:w="5400"/>
-            <w:tcMar>
-              <w:top w:type="dxa" w:w="60"/>
-              <w:left w:type="dxa" w:w="90"/>
-              <w:bottom w:type="dxa" w:w="60"/>
-              <w:right w:type="dxa" w:w="90"/>
-            </w:tcMar>
-            <w:vAlign w:val="top"/>
-          </w:tcPr>
-          <w:p>
-            <w:pPr>
-              <w:spacing w:after="0" w:line="240"/>
-            </w:pPr>
-            <w:r>
-              <w:rPr>
-                <w:rFonts w:ascii="Calibri" w:cs="Calibri" w:eastAsia="Calibri" w:hAnsi="Calibri"/>
-                <w:color w:val="18231E"/>
-                <w:sz w:val="17"/>
-                <w:szCs w:val="17"/>
-              </w:rPr>
-              <w:t xml:space="preserve">Windows and sliding patio doors are original aluminium sliders. Please provide any quote for full replacement against the current practice of replacing fogged glass on turns.</w:t>
-            </w:r>
-          </w:p>
-        </w:tc>
-        <w:tc>
-          <w:tcPr>
-            <w:tcW w:type="dxa" w:w="6640"/>
-            <w:tcMar>
-              <w:top w:type="dxa" w:w="60"/>
-              <w:left w:type="dxa" w:w="90"/>
-              <w:bottom w:type="dxa" w:w="60"/>
-              <w:right w:type="dxa" w:w="90"/>
-            </w:tcMar>
-            <w:vAlign w:val="top"/>
-          </w:tcPr>
-          <w:p>
-            <w:pPr>
-              <w:spacing w:after="0" w:line="240"/>
-            </w:pPr>
-            <w:r>
-              <w:rPr>
-                <w:rFonts w:ascii="Calibri" w:cs="Calibri" w:eastAsia="Calibri" w:hAnsi="Calibri"/>
-                <w:color w:val="3D4A43"/>
-                <w:sz w:val="17"/>
-                <w:szCs w:val="17"/>
-              </w:rPr>
-              <w:t xml:space="preserve">Glass replacement on turns at $150,000 across three years, not full window replacement.</w:t>
-            </w:r>
-          </w:p>
-        </w:tc>
-        <w:tc>
-          <w:tcPr>
-            <w:tcW w:type="dxa" w:w="1800"/>
-            <w:tcMar>
-              <w:top w:type="dxa" w:w="60"/>
-              <w:left w:type="dxa" w:w="90"/>
-              <w:bottom w:type="dxa" w:w="60"/>
-              <w:right w:type="dxa" w:w="90"/>
-            </w:tcMar>
-            <w:vAlign w:val="top"/>
-          </w:tcPr>
-          <w:p>
-            <w:pPr>
-              <w:spacing w:after="0" w:line="240"/>
-              <w:jc w:val="center"/>
-            </w:pPr>
-            <w:r>
-              <w:rPr>
-                <w:rFonts w:ascii="Calibri" w:cs="Calibri" w:eastAsia="Calibri" w:hAnsi="Calibri"/>
-                <w:b w:val="false"/>
-                <w:bCs w:val="false"/>
-                <w:color w:val="6E7B73"/>
-                <w:sz w:val="17"/>
-                <w:szCs w:val="17"/>
-              </w:rPr>
-              <w:t xml:space="preserve">Medium</w:t>
-            </w:r>
-          </w:p>
-        </w:tc>
-      </w:tr>
-      <w:tr>
-        <w:trPr>
-          <w:cantSplit/>
-        </w:trPr>
-        <w:tc>
-          <w:tcPr>
-            <w:tcW w:type="dxa" w:w="560"/>
-            <w:shd w:fill="F0F3EF" w:color="auto" w:val="clear"/>
-            <w:tcMar>
-              <w:top w:type="dxa" w:w="60"/>
-              <w:left w:type="dxa" w:w="90"/>
-              <w:bottom w:type="dxa" w:w="60"/>
-              <w:right w:type="dxa" w:w="90"/>
-            </w:tcMar>
-            <w:vAlign w:val="top"/>
-          </w:tcPr>
-          <w:p>
-            <w:pPr>
-              <w:spacing w:after="0" w:line="240"/>
-              <w:jc w:val="center"/>
-            </w:pPr>
-            <w:r>
-              <w:rPr>
-                <w:rFonts w:ascii="Calibri" w:cs="Calibri" w:eastAsia="Calibri" w:hAnsi="Calibri"/>
-                <w:b/>
-                <w:bCs/>
-                <w:color w:val="6E7B73"/>
-                <w:sz w:val="17"/>
-                <w:szCs w:val="17"/>
-              </w:rPr>
-              <w:t xml:space="preserve">25</w:t>
-            </w:r>
-          </w:p>
-        </w:tc>
-        <w:tc>
-          <w:tcPr>
-            <w:tcW w:type="dxa" w:w="5400"/>
-            <w:shd w:fill="F0F3EF" w:color="auto" w:val="clear"/>
-            <w:tcMar>
-              <w:top w:type="dxa" w:w="60"/>
-              <w:left w:type="dxa" w:w="90"/>
-              <w:bottom w:type="dxa" w:w="60"/>
-              <w:right w:type="dxa" w:w="90"/>
-            </w:tcMar>
-            <w:vAlign w:val="top"/>
-          </w:tcPr>
-          <w:p>
-            <w:pPr>
-              <w:spacing w:after="0" w:line="240"/>
-            </w:pPr>
-            <w:r>
-              <w:rPr>
-                <w:rFonts w:ascii="Calibri" w:cs="Calibri" w:eastAsia="Calibri" w:hAnsi="Calibri"/>
-                <w:color w:val="18231E"/>
-                <w:sz w:val="17"/>
-                <w:szCs w:val="17"/>
-              </w:rPr>
-              <w:t xml:space="preserve">Please provide the paving assessment and any quote for the parking and carport areas, plus the warranties on the 2022 pool deck and the 2020 Hardie siding and gutter work.</w:t>
-            </w:r>
-          </w:p>
-        </w:tc>
-        <w:tc>
-          <w:tcPr>
-            <w:tcW w:type="dxa" w:w="6640"/>
-            <w:shd w:fill="F0F3EF" w:color="auto" w:val="clear"/>
-            <w:tcMar>
-              <w:top w:type="dxa" w:w="60"/>
-              <w:left w:type="dxa" w:w="90"/>
-              <w:bottom w:type="dxa" w:w="60"/>
-              <w:right w:type="dxa" w:w="90"/>
-            </w:tcMar>
-            <w:vAlign w:val="top"/>
-          </w:tcPr>
-          <w:p>
-            <w:pPr>
-              <w:spacing w:after="0" w:line="240"/>
-            </w:pPr>
-            <w:r>
-              <w:rPr>
-                <w:rFonts w:ascii="Calibri" w:cs="Calibri" w:eastAsia="Calibri" w:hAnsi="Calibri"/>
-                <w:color w:val="3D4A43"/>
-                <w:sz w:val="17"/>
-                <w:szCs w:val="17"/>
-              </w:rPr>
-              <w:t xml:space="preserve">$150,000 for patch, sealcoat and stripe. The envelope and pool deck require no capital during the hold.</w:t>
-            </w:r>
-          </w:p>
-        </w:tc>
-        <w:tc>
-          <w:tcPr>
-            <w:tcW w:type="dxa" w:w="1800"/>
-            <w:shd w:fill="F0F3EF" w:color="auto" w:val="clear"/>
-            <w:tcMar>
-              <w:top w:type="dxa" w:w="60"/>
-              <w:left w:type="dxa" w:w="90"/>
-              <w:bottom w:type="dxa" w:w="60"/>
-              <w:right w:type="dxa" w:w="90"/>
-            </w:tcMar>
-            <w:vAlign w:val="top"/>
-          </w:tcPr>
-          <w:p>
-            <w:pPr>
-              <w:spacing w:after="0" w:line="240"/>
-              <w:jc w:val="center"/>
-            </w:pPr>
-            <w:r>
-              <w:rPr>
-                <w:rFonts w:ascii="Calibri" w:cs="Calibri" w:eastAsia="Calibri" w:hAnsi="Calibri"/>
-                <w:b w:val="false"/>
-                <w:bCs w:val="false"/>
-                <w:color w:val="6E7B73"/>
-                <w:sz w:val="17"/>
-                <w:szCs w:val="17"/>
-              </w:rPr>
-              <w:t xml:space="preserve">Medium</w:t>
-            </w:r>
-          </w:p>
-        </w:tc>
-      </w:tr>
-      <w:tr>
-        <w:trPr>
-          <w:cantSplit/>
-        </w:trPr>
-        <w:tc>
-          <w:tcPr>
-            <w:tcW w:type="dxa" w:w="560"/>
-            <w:tcMar>
-              <w:top w:type="dxa" w:w="60"/>
-              <w:left w:type="dxa" w:w="90"/>
-              <w:bottom w:type="dxa" w:w="60"/>
-              <w:right w:type="dxa" w:w="90"/>
-            </w:tcMar>
-            <w:vAlign w:val="top"/>
-          </w:tcPr>
-          <w:p>
-            <w:pPr>
-              <w:spacing w:after="0" w:line="240"/>
-              <w:jc w:val="center"/>
-            </w:pPr>
-            <w:r>
-              <w:rPr>
-                <w:rFonts w:ascii="Calibri" w:cs="Calibri" w:eastAsia="Calibri" w:hAnsi="Calibri"/>
-                <w:b/>
-                <w:bCs/>
-                <w:color w:val="6E7B73"/>
-                <w:sz w:val="17"/>
-                <w:szCs w:val="17"/>
-              </w:rPr>
-              <w:t xml:space="preserve">26</w:t>
-            </w:r>
-          </w:p>
-        </w:tc>
-        <w:tc>
-          <w:tcPr>
-            <w:tcW w:type="dxa" w:w="5400"/>
-            <w:tcMar>
-              <w:top w:type="dxa" w:w="60"/>
-              <w:left w:type="dxa" w:w="90"/>
-              <w:bottom w:type="dxa" w:w="60"/>
-              <w:right w:type="dxa" w:w="90"/>
-            </w:tcMar>
-            <w:vAlign w:val="top"/>
-          </w:tcPr>
-          <w:p>
-            <w:pPr>
-              <w:spacing w:after="0" w:line="240"/>
-            </w:pPr>
-            <w:r>
-              <w:rPr>
-                <w:rFonts w:ascii="Calibri" w:cs="Calibri" w:eastAsia="Calibri" w:hAnsi="Calibri"/>
-                <w:color w:val="18231E"/>
-                <w:sz w:val="17"/>
-                <w:szCs w:val="17"/>
-              </w:rPr>
-              <w:t xml:space="preserve">Is the property fully separately metered for electricity, and are there master-metered obligations beyond gas and water/sewer?</w:t>
-            </w:r>
-          </w:p>
-        </w:tc>
-        <w:tc>
-          <w:tcPr>
-            <w:tcW w:type="dxa" w:w="6640"/>
-            <w:tcMar>
-              <w:top w:type="dxa" w:w="60"/>
-              <w:left w:type="dxa" w:w="90"/>
-              <w:bottom w:type="dxa" w:w="60"/>
-              <w:right w:type="dxa" w:w="90"/>
-            </w:tcMar>
-            <w:vAlign w:val="top"/>
-          </w:tcPr>
-          <w:p>
-            <w:pPr>
-              <w:spacing w:after="0" w:line="240"/>
-            </w:pPr>
-            <w:r>
-              <w:rPr>
-                <w:rFonts w:ascii="Calibri" w:cs="Calibri" w:eastAsia="Calibri" w:hAnsi="Calibri"/>
-                <w:color w:val="3D4A43"/>
-                <w:sz w:val="17"/>
-                <w:szCs w:val="17"/>
-              </w:rPr>
-              <w:t xml:space="preserve">Electricity is individually metered and resident-paid, per the OM utility schedule.</w:t>
-            </w:r>
-          </w:p>
-        </w:tc>
-        <w:tc>
-          <w:tcPr>
-            <w:tcW w:type="dxa" w:w="1800"/>
-            <w:tcMar>
-              <w:top w:type="dxa" w:w="60"/>
-              <w:left w:type="dxa" w:w="90"/>
-              <w:bottom w:type="dxa" w:w="60"/>
-              <w:right w:type="dxa" w:w="90"/>
-            </w:tcMar>
-            <w:vAlign w:val="top"/>
-          </w:tcPr>
-          <w:p>
-            <w:pPr>
-              <w:spacing w:after="0" w:line="240"/>
-              <w:jc w:val="center"/>
-            </w:pPr>
-            <w:r>
-              <w:rPr>
-                <w:rFonts w:ascii="Calibri" w:cs="Calibri" w:eastAsia="Calibri" w:hAnsi="Calibri"/>
-                <w:b w:val="false"/>
-                <w:bCs w:val="false"/>
-                <w:color w:val="6E7B73"/>
-                <w:sz w:val="17"/>
-                <w:szCs w:val="17"/>
-              </w:rPr>
-              <w:t xml:space="preserve">Low</w:t>
-            </w:r>
-          </w:p>
-        </w:tc>
-      </w:tr>
-      <w:tr>
-        <w:trPr>
-          <w:cantSplit/>
-        </w:trPr>
-        <w:tc>
-          <w:tcPr>
-            <w:tcW w:type="dxa" w:w="560"/>
-            <w:shd w:fill="F0F3EF" w:color="auto" w:val="clear"/>
-            <w:tcMar>
-              <w:top w:type="dxa" w:w="60"/>
-              <w:left w:type="dxa" w:w="90"/>
-              <w:bottom w:type="dxa" w:w="60"/>
-              <w:right w:type="dxa" w:w="90"/>
-            </w:tcMar>
-            <w:vAlign w:val="top"/>
-          </w:tcPr>
-          <w:p>
-            <w:pPr>
-              <w:spacing w:after="0" w:line="240"/>
-              <w:jc w:val="center"/>
-            </w:pPr>
-            <w:r>
-              <w:rPr>
-                <w:rFonts w:ascii="Calibri" w:cs="Calibri" w:eastAsia="Calibri" w:hAnsi="Calibri"/>
-                <w:b/>
-                <w:bCs/>
-                <w:color w:val="6E7B73"/>
-                <w:sz w:val="17"/>
-                <w:szCs w:val="17"/>
-              </w:rPr>
-              <w:t xml:space="preserve">27</w:t>
-            </w:r>
-          </w:p>
-        </w:tc>
-        <w:tc>
-          <w:tcPr>
-            <w:tcW w:type="dxa" w:w="5400"/>
-            <w:shd w:fill="F0F3EF" w:color="auto" w:val="clear"/>
-            <w:tcMar>
-              <w:top w:type="dxa" w:w="60"/>
-              <w:left w:type="dxa" w:w="90"/>
-              <w:bottom w:type="dxa" w:w="60"/>
-              <w:right w:type="dxa" w:w="90"/>
-            </w:tcMar>
-            <w:vAlign w:val="top"/>
-          </w:tcPr>
-          <w:p>
-            <w:pPr>
-              <w:spacing w:after="0" w:line="240"/>
-            </w:pPr>
-            <w:r>
-              <w:rPr>
-                <w:rFonts w:ascii="Calibri" w:cs="Calibri" w:eastAsia="Calibri" w:hAnsi="Calibri"/>
-                <w:color w:val="18231E"/>
-                <w:sz w:val="17"/>
-                <w:szCs w:val="17"/>
-              </w:rPr>
-              <w:t xml:space="preserve">Please provide the elevator, boiler, fire suppression and life-safety inspection certificates, and the status of the building entry systems the OM flags for upgrade.</w:t>
-            </w:r>
-          </w:p>
-        </w:tc>
-        <w:tc>
-          <w:tcPr>
-            <w:tcW w:type="dxa" w:w="6640"/>
-            <w:shd w:fill="F0F3EF" w:color="auto" w:val="clear"/>
-            <w:tcMar>
-              <w:top w:type="dxa" w:w="60"/>
-              <w:left w:type="dxa" w:w="90"/>
-              <w:bottom w:type="dxa" w:w="60"/>
-              <w:right w:type="dxa" w:w="90"/>
-            </w:tcMar>
-            <w:vAlign w:val="top"/>
-          </w:tcPr>
-          <w:p>
-            <w:pPr>
-              <w:spacing w:after="0" w:line="240"/>
-            </w:pPr>
-            <w:r>
-              <w:rPr>
-                <w:rFonts w:ascii="Calibri" w:cs="Calibri" w:eastAsia="Calibri" w:hAnsi="Calibri"/>
-                <w:color w:val="3D4A43"/>
-                <w:sz w:val="17"/>
-                <w:szCs w:val="17"/>
-              </w:rPr>
-              <w:t xml:space="preserve">All current. $60,000 underwritten for entry system upgrades across the 20 building entries.</w:t>
-            </w:r>
-          </w:p>
-        </w:tc>
-        <w:tc>
-          <w:tcPr>
-            <w:tcW w:type="dxa" w:w="1800"/>
-            <w:shd w:fill="F0F3EF" w:color="auto" w:val="clear"/>
-            <w:tcMar>
-              <w:top w:type="dxa" w:w="60"/>
-              <w:left w:type="dxa" w:w="90"/>
-              <w:bottom w:type="dxa" w:w="60"/>
-              <w:right w:type="dxa" w:w="90"/>
-            </w:tcMar>
-            <w:vAlign w:val="top"/>
-          </w:tcPr>
-          <w:p>
-            <w:pPr>
-              <w:spacing w:after="0" w:line="240"/>
-              <w:jc w:val="center"/>
-            </w:pPr>
-            <w:r>
-              <w:rPr>
-                <w:rFonts w:ascii="Calibri" w:cs="Calibri" w:eastAsia="Calibri" w:hAnsi="Calibri"/>
-                <w:b w:val="false"/>
-                <w:bCs w:val="false"/>
-                <w:color w:val="6E7B73"/>
-                <w:sz w:val="17"/>
-                <w:szCs w:val="17"/>
-              </w:rPr>
-              <w:t xml:space="preserve">Medium</w:t>
             </w:r>
           </w:p>
         </w:tc>
@@ -4089,7 +2681,7 @@
                 <w:sz w:val="17"/>
                 <w:szCs w:val="17"/>
               </w:rPr>
-              <w:t xml:space="preserve">28</w:t>
+              <w:t xml:space="preserve">16</w:t>
             </w:r>
           </w:p>
         </w:tc>
@@ -4205,7 +2797,7 @@
                 <w:sz w:val="17"/>
                 <w:szCs w:val="17"/>
               </w:rPr>
-              <w:t xml:space="preserve">29</w:t>
+              <w:t xml:space="preserve">17</w:t>
             </w:r>
           </w:p>
         </w:tc>
@@ -4323,7 +2915,7 @@
                 <w:sz w:val="17"/>
                 <w:szCs w:val="17"/>
               </w:rPr>
-              <w:t xml:space="preserve">30</w:t>
+              <w:t xml:space="preserve">18</w:t>
             </w:r>
           </w:p>
         </w:tc>
@@ -4349,7 +2941,7 @@
                 <w:sz w:val="17"/>
                 <w:szCs w:val="17"/>
               </w:rPr>
-              <w:t xml:space="preserve">General and administrative expense carries $17,528 of legal and $14,730 of tax and audit fees concentrated in December 2025 and January 2026. Are these transaction costs that should be excluded from a run-rate?</w:t>
+              <w:t xml:space="preserve">Please provide the Comcast bulk internet contract: the 7-year term, the escalator, the stabilised per-unit cost, and confirmation of the $49 resident charge and its billing mechanics.</w:t>
             </w:r>
           </w:p>
         </w:tc>
@@ -4375,7 +2967,7 @@
                 <w:sz w:val="17"/>
                 <w:szCs w:val="17"/>
               </w:rPr>
-              <w:t xml:space="preserve">Sale-related and non-recurring. Underwritten at $50,000 against $62,887 in the T-12 and CBRE's $42,209 forecast.</w:t>
+              <w:t xml:space="preserve">$27.95 per unit per month stabilised, escalating 3%, billed to residents at $49. The T-12 captures only $11,068 of a ramping contract against $39,577 stabilised — understating this line is the easiest way to overstate NOI on this deal.</w:t>
             </w:r>
           </w:p>
         </w:tc>
@@ -4398,13 +2990,13 @@
             <w:r>
               <w:rPr>
                 <w:rFonts w:ascii="Calibri" w:cs="Calibri" w:eastAsia="Calibri" w:hAnsi="Calibri"/>
-                <w:b w:val="false"/>
-                <w:bCs w:val="false"/>
-                <w:color w:val="6E7B73"/>
-                <w:sz w:val="17"/>
-                <w:szCs w:val="17"/>
-              </w:rPr>
-              <w:t xml:space="preserve">Medium</w:t>
+                <w:b/>
+                <w:bCs/>
+                <w:color w:val="2C5F2D"/>
+                <w:sz w:val="17"/>
+                <w:szCs w:val="17"/>
+              </w:rPr>
+              <w:t xml:space="preserve">High</w:t>
             </w:r>
           </w:p>
         </w:tc>
@@ -4439,7 +3031,7 @@
                 <w:sz w:val="17"/>
                 <w:szCs w:val="17"/>
               </w:rPr>
-              <w:t xml:space="preserve">31</w:t>
+              <w:t xml:space="preserve">19</w:t>
             </w:r>
           </w:p>
         </w:tc>
@@ -4466,7 +3058,7 @@
                 <w:sz w:val="17"/>
                 <w:szCs w:val="17"/>
               </w:rPr>
-              <w:t xml:space="preserve">Please provide the Comcast bulk internet contract: the 7-year term, the escalator, the stabilised per-unit cost, and confirmation of the $49 resident charge and its billing mechanics.</w:t>
+              <w:t xml:space="preserve">Please provide the valet trash contract, its start date, per-unit cost and term, and confirm what share of residents are currently being charged the $25.</w:t>
             </w:r>
           </w:p>
         </w:tc>
@@ -4493,7 +3085,7 @@
                 <w:sz w:val="17"/>
                 <w:szCs w:val="17"/>
               </w:rPr>
-              <w:t xml:space="preserve">$27.95 per unit per month stabilised, escalating 3%, billed to residents at $49. The T-12 captures only $11,068 of a ramping contract against $39,577 stabilised — understating this line is the easiest way to overstate NOI on this deal.</w:t>
+              <w:t xml:space="preserve">The property begins paying the contractor in January 2026 and the charge is recoverable from all residents on renewal. Ramped at 75% in Year 1 to 100% by Year 3.</w:t>
             </w:r>
           </w:p>
         </w:tc>
@@ -4557,7 +3149,7 @@
                 <w:sz w:val="17"/>
                 <w:szCs w:val="17"/>
               </w:rPr>
-              <w:t xml:space="preserve">32</w:t>
+              <w:t xml:space="preserve">20</w:t>
             </w:r>
           </w:p>
         </w:tc>
@@ -4583,7 +3175,7 @@
                 <w:sz w:val="17"/>
                 <w:szCs w:val="17"/>
               </w:rPr>
-              <w:t xml:space="preserve">Please provide the valet trash contract, its start date, per-unit cost and term, and confirm what share of residents are currently being charged the $25.</w:t>
+              <w:t xml:space="preserve">What portion of the T-12 'Utility Fees' line of $97,812 is water and sewer recovery versus valet trash, and what is the actual recovery ratio on water and sewer usage?</w:t>
             </w:r>
           </w:p>
         </w:tc>
@@ -4609,7 +3201,7 @@
                 <w:sz w:val="17"/>
                 <w:szCs w:val="17"/>
               </w:rPr>
-              <w:t xml:space="preserve">The property begins paying the contractor in January 2026 and the charge is recoverable from all residents on renewal. Ramped at 75% in Year 1 to 100% by Year 3.</w:t>
+              <w:t xml:space="preserve">85% water and sewer recovery with valet trash charged separately, consistent with CBRE's own restatement. Historical recovery has ranged from 78% to 128%.</w:t>
             </w:r>
           </w:p>
         </w:tc>
@@ -4639,708 +3231,6 @@
                 <w:szCs w:val="17"/>
               </w:rPr>
               <w:t xml:space="preserve">High</w:t>
-            </w:r>
-          </w:p>
-        </w:tc>
-      </w:tr>
-      <w:tr>
-        <w:trPr>
-          <w:cantSplit/>
-        </w:trPr>
-        <w:tc>
-          <w:tcPr>
-            <w:tcW w:type="dxa" w:w="560"/>
-            <w:shd w:fill="F0F3EF" w:color="auto" w:val="clear"/>
-            <w:tcMar>
-              <w:top w:type="dxa" w:w="60"/>
-              <w:left w:type="dxa" w:w="90"/>
-              <w:bottom w:type="dxa" w:w="60"/>
-              <w:right w:type="dxa" w:w="90"/>
-            </w:tcMar>
-            <w:vAlign w:val="top"/>
-          </w:tcPr>
-          <w:p>
-            <w:pPr>
-              <w:spacing w:after="0" w:line="240"/>
-              <w:jc w:val="center"/>
-            </w:pPr>
-            <w:r>
-              <w:rPr>
-                <w:rFonts w:ascii="Calibri" w:cs="Calibri" w:eastAsia="Calibri" w:hAnsi="Calibri"/>
-                <w:b/>
-                <w:bCs/>
-                <w:color w:val="6E7B73"/>
-                <w:sz w:val="17"/>
-                <w:szCs w:val="17"/>
-              </w:rPr>
-              <w:t xml:space="preserve">33</w:t>
-            </w:r>
-          </w:p>
-        </w:tc>
-        <w:tc>
-          <w:tcPr>
-            <w:tcW w:type="dxa" w:w="5400"/>
-            <w:shd w:fill="F0F3EF" w:color="auto" w:val="clear"/>
-            <w:tcMar>
-              <w:top w:type="dxa" w:w="60"/>
-              <w:left w:type="dxa" w:w="90"/>
-              <w:bottom w:type="dxa" w:w="60"/>
-              <w:right w:type="dxa" w:w="90"/>
-            </w:tcMar>
-            <w:vAlign w:val="top"/>
-          </w:tcPr>
-          <w:p>
-            <w:pPr>
-              <w:spacing w:after="0" w:line="240"/>
-            </w:pPr>
-            <w:r>
-              <w:rPr>
-                <w:rFonts w:ascii="Calibri" w:cs="Calibri" w:eastAsia="Calibri" w:hAnsi="Calibri"/>
-                <w:color w:val="18231E"/>
-                <w:sz w:val="17"/>
-                <w:szCs w:val="17"/>
-              </w:rPr>
-              <w:t xml:space="preserve">What portion of the T-12 'Utility Fees' line of $97,812 is water and sewer recovery versus valet trash, and what is the actual recovery ratio on water and sewer usage?</w:t>
-            </w:r>
-          </w:p>
-        </w:tc>
-        <w:tc>
-          <w:tcPr>
-            <w:tcW w:type="dxa" w:w="6640"/>
-            <w:shd w:fill="F0F3EF" w:color="auto" w:val="clear"/>
-            <w:tcMar>
-              <w:top w:type="dxa" w:w="60"/>
-              <w:left w:type="dxa" w:w="90"/>
-              <w:bottom w:type="dxa" w:w="60"/>
-              <w:right w:type="dxa" w:w="90"/>
-            </w:tcMar>
-            <w:vAlign w:val="top"/>
-          </w:tcPr>
-          <w:p>
-            <w:pPr>
-              <w:spacing w:after="0" w:line="240"/>
-            </w:pPr>
-            <w:r>
-              <w:rPr>
-                <w:rFonts w:ascii="Calibri" w:cs="Calibri" w:eastAsia="Calibri" w:hAnsi="Calibri"/>
-                <w:color w:val="3D4A43"/>
-                <w:sz w:val="17"/>
-                <w:szCs w:val="17"/>
-              </w:rPr>
-              <w:t xml:space="preserve">85% water and sewer recovery with valet trash charged separately, consistent with CBRE's own restatement. Historical recovery has ranged from 78% to 128%.</w:t>
-            </w:r>
-          </w:p>
-        </w:tc>
-        <w:tc>
-          <w:tcPr>
-            <w:tcW w:type="dxa" w:w="1800"/>
-            <w:shd w:fill="F0F3EF" w:color="auto" w:val="clear"/>
-            <w:tcMar>
-              <w:top w:type="dxa" w:w="60"/>
-              <w:left w:type="dxa" w:w="90"/>
-              <w:bottom w:type="dxa" w:w="60"/>
-              <w:right w:type="dxa" w:w="90"/>
-            </w:tcMar>
-            <w:vAlign w:val="top"/>
-          </w:tcPr>
-          <w:p>
-            <w:pPr>
-              <w:spacing w:after="0" w:line="240"/>
-              <w:jc w:val="center"/>
-            </w:pPr>
-            <w:r>
-              <w:rPr>
-                <w:rFonts w:ascii="Calibri" w:cs="Calibri" w:eastAsia="Calibri" w:hAnsi="Calibri"/>
-                <w:b/>
-                <w:bCs/>
-                <w:color w:val="2C5F2D"/>
-                <w:sz w:val="17"/>
-                <w:szCs w:val="17"/>
-              </w:rPr>
-              <w:t xml:space="preserve">High</w:t>
-            </w:r>
-          </w:p>
-        </w:tc>
-      </w:tr>
-      <w:tr>
-        <w:trPr>
-          <w:cantSplit/>
-        </w:trPr>
-        <w:tc>
-          <w:tcPr>
-            <w:tcW w:type="dxa" w:w="560"/>
-            <w:tcMar>
-              <w:top w:type="dxa" w:w="60"/>
-              <w:left w:type="dxa" w:w="90"/>
-              <w:bottom w:type="dxa" w:w="60"/>
-              <w:right w:type="dxa" w:w="90"/>
-            </w:tcMar>
-            <w:vAlign w:val="top"/>
-          </w:tcPr>
-          <w:p>
-            <w:pPr>
-              <w:spacing w:after="0" w:line="240"/>
-              <w:jc w:val="center"/>
-            </w:pPr>
-            <w:r>
-              <w:rPr>
-                <w:rFonts w:ascii="Calibri" w:cs="Calibri" w:eastAsia="Calibri" w:hAnsi="Calibri"/>
-                <w:b/>
-                <w:bCs/>
-                <w:color w:val="6E7B73"/>
-                <w:sz w:val="17"/>
-                <w:szCs w:val="17"/>
-              </w:rPr>
-              <w:t xml:space="preserve">34</w:t>
-            </w:r>
-          </w:p>
-        </w:tc>
-        <w:tc>
-          <w:tcPr>
-            <w:tcW w:type="dxa" w:w="5400"/>
-            <w:tcMar>
-              <w:top w:type="dxa" w:w="60"/>
-              <w:left w:type="dxa" w:w="90"/>
-              <w:bottom w:type="dxa" w:w="60"/>
-              <w:right w:type="dxa" w:w="90"/>
-            </w:tcMar>
-            <w:vAlign w:val="top"/>
-          </w:tcPr>
-          <w:p>
-            <w:pPr>
-              <w:spacing w:after="0" w:line="240"/>
-            </w:pPr>
-            <w:r>
-              <w:rPr>
-                <w:rFonts w:ascii="Calibri" w:cs="Calibri" w:eastAsia="Calibri" w:hAnsi="Calibri"/>
-                <w:color w:val="18231E"/>
-                <w:sz w:val="17"/>
-                <w:szCs w:val="17"/>
-              </w:rPr>
-              <w:t xml:space="preserve">Please provide the payroll register and benefits detail by position, and confirm which costs are reimbursed by the manager versus paid directly.</w:t>
-            </w:r>
-          </w:p>
-        </w:tc>
-        <w:tc>
-          <w:tcPr>
-            <w:tcW w:type="dxa" w:w="6640"/>
-            <w:tcMar>
-              <w:top w:type="dxa" w:w="60"/>
-              <w:left w:type="dxa" w:w="90"/>
-              <w:bottom w:type="dxa" w:w="60"/>
-              <w:right w:type="dxa" w:w="90"/>
-            </w:tcMar>
-            <w:vAlign w:val="top"/>
-          </w:tcPr>
-          <w:p>
-            <w:pPr>
-              <w:spacing w:after="0" w:line="240"/>
-            </w:pPr>
-            <w:r>
-              <w:rPr>
-                <w:rFonts w:ascii="Calibri" w:cs="Calibri" w:eastAsia="Calibri" w:hAnsi="Calibri"/>
-                <w:color w:val="3D4A43"/>
-                <w:sz w:val="17"/>
-                <w:szCs w:val="17"/>
-              </w:rPr>
-              <w:t xml:space="preserve">$235,000 in Year 1 for a manager, part-time leasing consultant, maintenance supervisor and one technician, growing 3.5%.</w:t>
-            </w:r>
-          </w:p>
-        </w:tc>
-        <w:tc>
-          <w:tcPr>
-            <w:tcW w:type="dxa" w:w="1800"/>
-            <w:tcMar>
-              <w:top w:type="dxa" w:w="60"/>
-              <w:left w:type="dxa" w:w="90"/>
-              <w:bottom w:type="dxa" w:w="60"/>
-              <w:right w:type="dxa" w:w="90"/>
-            </w:tcMar>
-            <w:vAlign w:val="top"/>
-          </w:tcPr>
-          <w:p>
-            <w:pPr>
-              <w:spacing w:after="0" w:line="240"/>
-              <w:jc w:val="center"/>
-            </w:pPr>
-            <w:r>
-              <w:rPr>
-                <w:rFonts w:ascii="Calibri" w:cs="Calibri" w:eastAsia="Calibri" w:hAnsi="Calibri"/>
-                <w:b w:val="false"/>
-                <w:bCs w:val="false"/>
-                <w:color w:val="6E7B73"/>
-                <w:sz w:val="17"/>
-                <w:szCs w:val="17"/>
-              </w:rPr>
-              <w:t xml:space="preserve">Medium</w:t>
-            </w:r>
-          </w:p>
-        </w:tc>
-      </w:tr>
-      <w:tr>
-        <w:trPr>
-          <w:cantSplit/>
-        </w:trPr>
-        <w:tc>
-          <w:tcPr>
-            <w:tcW w:type="dxa" w:w="560"/>
-            <w:shd w:fill="F0F3EF" w:color="auto" w:val="clear"/>
-            <w:tcMar>
-              <w:top w:type="dxa" w:w="60"/>
-              <w:left w:type="dxa" w:w="90"/>
-              <w:bottom w:type="dxa" w:w="60"/>
-              <w:right w:type="dxa" w:w="90"/>
-            </w:tcMar>
-            <w:vAlign w:val="top"/>
-          </w:tcPr>
-          <w:p>
-            <w:pPr>
-              <w:spacing w:after="0" w:line="240"/>
-              <w:jc w:val="center"/>
-            </w:pPr>
-            <w:r>
-              <w:rPr>
-                <w:rFonts w:ascii="Calibri" w:cs="Calibri" w:eastAsia="Calibri" w:hAnsi="Calibri"/>
-                <w:b/>
-                <w:bCs/>
-                <w:color w:val="6E7B73"/>
-                <w:sz w:val="17"/>
-                <w:szCs w:val="17"/>
-              </w:rPr>
-              <w:t xml:space="preserve">35</w:t>
-            </w:r>
-          </w:p>
-        </w:tc>
-        <w:tc>
-          <w:tcPr>
-            <w:tcW w:type="dxa" w:w="5400"/>
-            <w:shd w:fill="F0F3EF" w:color="auto" w:val="clear"/>
-            <w:tcMar>
-              <w:top w:type="dxa" w:w="60"/>
-              <w:left w:type="dxa" w:w="90"/>
-              <w:bottom w:type="dxa" w:w="60"/>
-              <w:right w:type="dxa" w:w="90"/>
-            </w:tcMar>
-            <w:vAlign w:val="top"/>
-          </w:tcPr>
-          <w:p>
-            <w:pPr>
-              <w:spacing w:after="0" w:line="240"/>
-            </w:pPr>
-            <w:r>
-              <w:rPr>
-                <w:rFonts w:ascii="Calibri" w:cs="Calibri" w:eastAsia="Calibri" w:hAnsi="Calibri"/>
-                <w:color w:val="18231E"/>
-                <w:sz w:val="17"/>
-                <w:szCs w:val="17"/>
-              </w:rPr>
-              <w:t xml:space="preserve">Is the current property management agreement assumable, and what is the fee and any termination cost?</w:t>
-            </w:r>
-          </w:p>
-        </w:tc>
-        <w:tc>
-          <w:tcPr>
-            <w:tcW w:type="dxa" w:w="6640"/>
-            <w:shd w:fill="F0F3EF" w:color="auto" w:val="clear"/>
-            <w:tcMar>
-              <w:top w:type="dxa" w:w="60"/>
-              <w:left w:type="dxa" w:w="90"/>
-              <w:bottom w:type="dxa" w:w="60"/>
-              <w:right w:type="dxa" w:w="90"/>
-            </w:tcMar>
-            <w:vAlign w:val="top"/>
-          </w:tcPr>
-          <w:p>
-            <w:pPr>
-              <w:spacing w:after="0" w:line="240"/>
-            </w:pPr>
-            <w:r>
-              <w:rPr>
-                <w:rFonts w:ascii="Calibri" w:cs="Calibri" w:eastAsia="Calibri" w:hAnsi="Calibri"/>
-                <w:color w:val="3D4A43"/>
-                <w:sz w:val="17"/>
-                <w:szCs w:val="17"/>
-              </w:rPr>
-              <w:t xml:space="preserve">Terminable at closing. 4.0% of effective gross revenue going forward against an effective 3.5% in the T-12.</w:t>
-            </w:r>
-          </w:p>
-        </w:tc>
-        <w:tc>
-          <w:tcPr>
-            <w:tcW w:type="dxa" w:w="1800"/>
-            <w:shd w:fill="F0F3EF" w:color="auto" w:val="clear"/>
-            <w:tcMar>
-              <w:top w:type="dxa" w:w="60"/>
-              <w:left w:type="dxa" w:w="90"/>
-              <w:bottom w:type="dxa" w:w="60"/>
-              <w:right w:type="dxa" w:w="90"/>
-            </w:tcMar>
-            <w:vAlign w:val="top"/>
-          </w:tcPr>
-          <w:p>
-            <w:pPr>
-              <w:spacing w:after="0" w:line="240"/>
-              <w:jc w:val="center"/>
-            </w:pPr>
-            <w:r>
-              <w:rPr>
-                <w:rFonts w:ascii="Calibri" w:cs="Calibri" w:eastAsia="Calibri" w:hAnsi="Calibri"/>
-                <w:b w:val="false"/>
-                <w:bCs w:val="false"/>
-                <w:color w:val="6E7B73"/>
-                <w:sz w:val="17"/>
-                <w:szCs w:val="17"/>
-              </w:rPr>
-              <w:t xml:space="preserve">Low</w:t>
-            </w:r>
-          </w:p>
-        </w:tc>
-      </w:tr>
-      <w:tr>
-        <w:trPr>
-          <w:cantSplit/>
-        </w:trPr>
-        <w:tc>
-          <w:tcPr>
-            <w:tcW w:type="dxa" w:w="560"/>
-            <w:tcMar>
-              <w:top w:type="dxa" w:w="60"/>
-              <w:left w:type="dxa" w:w="90"/>
-              <w:bottom w:type="dxa" w:w="60"/>
-              <w:right w:type="dxa" w:w="90"/>
-            </w:tcMar>
-            <w:vAlign w:val="top"/>
-          </w:tcPr>
-          <w:p>
-            <w:pPr>
-              <w:spacing w:after="0" w:line="240"/>
-              <w:jc w:val="center"/>
-            </w:pPr>
-            <w:r>
-              <w:rPr>
-                <w:rFonts w:ascii="Calibri" w:cs="Calibri" w:eastAsia="Calibri" w:hAnsi="Calibri"/>
-                <w:b/>
-                <w:bCs/>
-                <w:color w:val="6E7B73"/>
-                <w:sz w:val="17"/>
-                <w:szCs w:val="17"/>
-              </w:rPr>
-              <w:t xml:space="preserve">36</w:t>
-            </w:r>
-          </w:p>
-        </w:tc>
-        <w:tc>
-          <w:tcPr>
-            <w:tcW w:type="dxa" w:w="5400"/>
-            <w:tcMar>
-              <w:top w:type="dxa" w:w="60"/>
-              <w:left w:type="dxa" w:w="90"/>
-              <w:bottom w:type="dxa" w:w="60"/>
-              <w:right w:type="dxa" w:w="90"/>
-            </w:tcMar>
-            <w:vAlign w:val="top"/>
-          </w:tcPr>
-          <w:p>
-            <w:pPr>
-              <w:spacing w:after="0" w:line="240"/>
-            </w:pPr>
-            <w:r>
-              <w:rPr>
-                <w:rFonts w:ascii="Calibri" w:cs="Calibri" w:eastAsia="Calibri" w:hAnsi="Calibri"/>
-                <w:color w:val="18231E"/>
-                <w:sz w:val="17"/>
-                <w:szCs w:val="17"/>
-              </w:rPr>
-              <w:t xml:space="preserve">Please provide the ResMan chart of accounts and confirm the accrual policy for real estate taxes; the October 2025 entry of $17,958 appears to be a catch-up.</w:t>
-            </w:r>
-          </w:p>
-        </w:tc>
-        <w:tc>
-          <w:tcPr>
-            <w:tcW w:type="dxa" w:w="6640"/>
-            <w:tcMar>
-              <w:top w:type="dxa" w:w="60"/>
-              <w:left w:type="dxa" w:w="90"/>
-              <w:bottom w:type="dxa" w:w="60"/>
-              <w:right w:type="dxa" w:w="90"/>
-            </w:tcMar>
-            <w:vAlign w:val="top"/>
-          </w:tcPr>
-          <w:p>
-            <w:pPr>
-              <w:spacing w:after="0" w:line="240"/>
-            </w:pPr>
-            <w:r>
-              <w:rPr>
-                <w:rFonts w:ascii="Calibri" w:cs="Calibri" w:eastAsia="Calibri" w:hAnsi="Calibri"/>
-                <w:color w:val="3D4A43"/>
-                <w:sz w:val="17"/>
-                <w:szCs w:val="17"/>
-              </w:rPr>
-              <w:t xml:space="preserve">An accrual true-up rather than a rate change. Year-1 taxes underwritten at $140,000.</w:t>
-            </w:r>
-          </w:p>
-        </w:tc>
-        <w:tc>
-          <w:tcPr>
-            <w:tcW w:type="dxa" w:w="1800"/>
-            <w:tcMar>
-              <w:top w:type="dxa" w:w="60"/>
-              <w:left w:type="dxa" w:w="90"/>
-              <w:bottom w:type="dxa" w:w="60"/>
-              <w:right w:type="dxa" w:w="90"/>
-            </w:tcMar>
-            <w:vAlign w:val="top"/>
-          </w:tcPr>
-          <w:p>
-            <w:pPr>
-              <w:spacing w:after="0" w:line="240"/>
-              <w:jc w:val="center"/>
-            </w:pPr>
-            <w:r>
-              <w:rPr>
-                <w:rFonts w:ascii="Calibri" w:cs="Calibri" w:eastAsia="Calibri" w:hAnsi="Calibri"/>
-                <w:b w:val="false"/>
-                <w:bCs w:val="false"/>
-                <w:color w:val="6E7B73"/>
-                <w:sz w:val="17"/>
-                <w:szCs w:val="17"/>
-              </w:rPr>
-              <w:t xml:space="preserve">Medium</w:t>
-            </w:r>
-          </w:p>
-        </w:tc>
-      </w:tr>
-      <w:tr>
-        <w:trPr>
-          <w:cantSplit/>
-        </w:trPr>
-        <w:tc>
-          <w:tcPr>
-            <w:tcW w:type="dxa" w:w="560"/>
-            <w:shd w:fill="F0F3EF" w:color="auto" w:val="clear"/>
-            <w:tcMar>
-              <w:top w:type="dxa" w:w="60"/>
-              <w:left w:type="dxa" w:w="90"/>
-              <w:bottom w:type="dxa" w:w="60"/>
-              <w:right w:type="dxa" w:w="90"/>
-            </w:tcMar>
-            <w:vAlign w:val="top"/>
-          </w:tcPr>
-          <w:p>
-            <w:pPr>
-              <w:spacing w:after="0" w:line="240"/>
-              <w:jc w:val="center"/>
-            </w:pPr>
-            <w:r>
-              <w:rPr>
-                <w:rFonts w:ascii="Calibri" w:cs="Calibri" w:eastAsia="Calibri" w:hAnsi="Calibri"/>
-                <w:b/>
-                <w:bCs/>
-                <w:color w:val="6E7B73"/>
-                <w:sz w:val="17"/>
-                <w:szCs w:val="17"/>
-              </w:rPr>
-              <w:t xml:space="preserve">37</w:t>
-            </w:r>
-          </w:p>
-        </w:tc>
-        <w:tc>
-          <w:tcPr>
-            <w:tcW w:type="dxa" w:w="5400"/>
-            <w:shd w:fill="F0F3EF" w:color="auto" w:val="clear"/>
-            <w:tcMar>
-              <w:top w:type="dxa" w:w="60"/>
-              <w:left w:type="dxa" w:w="90"/>
-              <w:bottom w:type="dxa" w:w="60"/>
-              <w:right w:type="dxa" w:w="90"/>
-            </w:tcMar>
-            <w:vAlign w:val="top"/>
-          </w:tcPr>
-          <w:p>
-            <w:pPr>
-              <w:spacing w:after="0" w:line="240"/>
-            </w:pPr>
-            <w:r>
-              <w:rPr>
-                <w:rFonts w:ascii="Calibri" w:cs="Calibri" w:eastAsia="Calibri" w:hAnsi="Calibri"/>
-                <w:color w:val="18231E"/>
-                <w:sz w:val="17"/>
-                <w:szCs w:val="17"/>
-              </w:rPr>
-              <w:t xml:space="preserve">Storage: only 5 of 23 units are rented at $15-20. Is there a reason demand is so low, and is $25 achievable?</w:t>
-            </w:r>
-          </w:p>
-        </w:tc>
-        <w:tc>
-          <w:tcPr>
-            <w:tcW w:type="dxa" w:w="6640"/>
-            <w:shd w:fill="F0F3EF" w:color="auto" w:val="clear"/>
-            <w:tcMar>
-              <w:top w:type="dxa" w:w="60"/>
-              <w:left w:type="dxa" w:w="90"/>
-              <w:bottom w:type="dxa" w:w="60"/>
-              <w:right w:type="dxa" w:w="90"/>
-            </w:tcMar>
-            <w:vAlign w:val="top"/>
-          </w:tcPr>
-          <w:p>
-            <w:pPr>
-              <w:spacing w:after="0" w:line="240"/>
-            </w:pPr>
-            <w:r>
-              <w:rPr>
-                <w:rFonts w:ascii="Calibri" w:cs="Calibri" w:eastAsia="Calibri" w:hAnsi="Calibri"/>
-                <w:color w:val="3D4A43"/>
-                <w:sz w:val="17"/>
-                <w:szCs w:val="17"/>
-              </w:rPr>
-              <w:t xml:space="preserve">No structural constraint. Underwritten at 12 units rented at $25, or $3,600 a year against $141 actual.</w:t>
-            </w:r>
-          </w:p>
-        </w:tc>
-        <w:tc>
-          <w:tcPr>
-            <w:tcW w:type="dxa" w:w="1800"/>
-            <w:shd w:fill="F0F3EF" w:color="auto" w:val="clear"/>
-            <w:tcMar>
-              <w:top w:type="dxa" w:w="60"/>
-              <w:left w:type="dxa" w:w="90"/>
-              <w:bottom w:type="dxa" w:w="60"/>
-              <w:right w:type="dxa" w:w="90"/>
-            </w:tcMar>
-            <w:vAlign w:val="top"/>
-          </w:tcPr>
-          <w:p>
-            <w:pPr>
-              <w:spacing w:after="0" w:line="240"/>
-              <w:jc w:val="center"/>
-            </w:pPr>
-            <w:r>
-              <w:rPr>
-                <w:rFonts w:ascii="Calibri" w:cs="Calibri" w:eastAsia="Calibri" w:hAnsi="Calibri"/>
-                <w:b w:val="false"/>
-                <w:bCs w:val="false"/>
-                <w:color w:val="6E7B73"/>
-                <w:sz w:val="17"/>
-                <w:szCs w:val="17"/>
-              </w:rPr>
-              <w:t xml:space="preserve">Low</w:t>
-            </w:r>
-          </w:p>
-        </w:tc>
-      </w:tr>
-      <w:tr>
-        <w:trPr>
-          <w:cantSplit/>
-        </w:trPr>
-        <w:tc>
-          <w:tcPr>
-            <w:tcW w:type="dxa" w:w="560"/>
-            <w:tcMar>
-              <w:top w:type="dxa" w:w="60"/>
-              <w:left w:type="dxa" w:w="90"/>
-              <w:bottom w:type="dxa" w:w="60"/>
-              <w:right w:type="dxa" w:w="90"/>
-            </w:tcMar>
-            <w:vAlign w:val="top"/>
-          </w:tcPr>
-          <w:p>
-            <w:pPr>
-              <w:spacing w:after="0" w:line="240"/>
-              <w:jc w:val="center"/>
-            </w:pPr>
-            <w:r>
-              <w:rPr>
-                <w:rFonts w:ascii="Calibri" w:cs="Calibri" w:eastAsia="Calibri" w:hAnsi="Calibri"/>
-                <w:b/>
-                <w:bCs/>
-                <w:color w:val="6E7B73"/>
-                <w:sz w:val="17"/>
-                <w:szCs w:val="17"/>
-              </w:rPr>
-              <w:t xml:space="preserve">38</w:t>
-            </w:r>
-          </w:p>
-        </w:tc>
-        <w:tc>
-          <w:tcPr>
-            <w:tcW w:type="dxa" w:w="5400"/>
-            <w:tcMar>
-              <w:top w:type="dxa" w:w="60"/>
-              <w:left w:type="dxa" w:w="90"/>
-              <w:bottom w:type="dxa" w:w="60"/>
-              <w:right w:type="dxa" w:w="90"/>
-            </w:tcMar>
-            <w:vAlign w:val="top"/>
-          </w:tcPr>
-          <w:p>
-            <w:pPr>
-              <w:spacing w:after="0" w:line="240"/>
-            </w:pPr>
-            <w:r>
-              <w:rPr>
-                <w:rFonts w:ascii="Calibri" w:cs="Calibri" w:eastAsia="Calibri" w:hAnsi="Calibri"/>
-                <w:color w:val="18231E"/>
-                <w:sz w:val="17"/>
-                <w:szCs w:val="17"/>
-              </w:rPr>
-              <w:t xml:space="preserve">The carport income of $16,197 implies roughly 54 of 74 carports rented at $25. What drives the vacancy, and is $35-40 achievable post-renovation?</w:t>
-            </w:r>
-          </w:p>
-        </w:tc>
-        <w:tc>
-          <w:tcPr>
-            <w:tcW w:type="dxa" w:w="6640"/>
-            <w:tcMar>
-              <w:top w:type="dxa" w:w="60"/>
-              <w:left w:type="dxa" w:w="90"/>
-              <w:bottom w:type="dxa" w:w="60"/>
-              <w:right w:type="dxa" w:w="90"/>
-            </w:tcMar>
-            <w:vAlign w:val="top"/>
-          </w:tcPr>
-          <w:p>
-            <w:pPr>
-              <w:spacing w:after="0" w:line="240"/>
-            </w:pPr>
-            <w:r>
-              <w:rPr>
-                <w:rFonts w:ascii="Calibri" w:cs="Calibri" w:eastAsia="Calibri" w:hAnsi="Calibri"/>
-                <w:color w:val="3D4A43"/>
-                <w:sz w:val="17"/>
-                <w:szCs w:val="17"/>
-              </w:rPr>
-              <w:t xml:space="preserve">Held at the T-12 actual with no rate increase underwritten. Any increase is upside.</w:t>
-            </w:r>
-          </w:p>
-        </w:tc>
-        <w:tc>
-          <w:tcPr>
-            <w:tcW w:type="dxa" w:w="1800"/>
-            <w:tcMar>
-              <w:top w:type="dxa" w:w="60"/>
-              <w:left w:type="dxa" w:w="90"/>
-              <w:bottom w:type="dxa" w:w="60"/>
-              <w:right w:type="dxa" w:w="90"/>
-            </w:tcMar>
-            <w:vAlign w:val="top"/>
-          </w:tcPr>
-          <w:p>
-            <w:pPr>
-              <w:spacing w:after="0" w:line="240"/>
-              <w:jc w:val="center"/>
-            </w:pPr>
-            <w:r>
-              <w:rPr>
-                <w:rFonts w:ascii="Calibri" w:cs="Calibri" w:eastAsia="Calibri" w:hAnsi="Calibri"/>
-                <w:b w:val="false"/>
-                <w:bCs w:val="false"/>
-                <w:color w:val="6E7B73"/>
-                <w:sz w:val="17"/>
-                <w:szCs w:val="17"/>
-              </w:rPr>
-              <w:t xml:space="preserve">Low</w:t>
             </w:r>
           </w:p>
         </w:tc>
@@ -5531,7 +3421,7 @@
                 <w:sz w:val="17"/>
                 <w:szCs w:val="17"/>
               </w:rPr>
-              <w:t xml:space="preserve">39</w:t>
+              <w:t xml:space="preserve">21</w:t>
             </w:r>
           </w:p>
         </w:tc>
@@ -5583,7 +3473,7 @@
                 <w:sz w:val="17"/>
                 <w:szCs w:val="17"/>
               </w:rPr>
-              <w:t xml:space="preserve">The 2025 assessed value of $5,547,800 and the 2.539% rate are correct and no appeal is pending.</w:t>
+              <w:t xml:space="preserve">Marion County parcel 8000002 shows gross assessed value of $5,547,800 for 2025, a $332,868 '2% deduction' and a $129,648 net bill at 2.4861%. Assessed value has been range-bound $5.1-6.6mm since 2012 and the last change was recorded 15 March 2022. No appeal pending.</w:t>
             </w:r>
           </w:p>
         </w:tc>
@@ -5647,7 +3537,7 @@
                 <w:sz w:val="17"/>
                 <w:szCs w:val="17"/>
               </w:rPr>
-              <w:t xml:space="preserve">40</w:t>
+              <w:t xml:space="preserve">22</w:t>
             </w:r>
           </w:p>
         </w:tc>
@@ -5765,7 +3655,7 @@
                 <w:sz w:val="17"/>
                 <w:szCs w:val="17"/>
               </w:rPr>
-              <w:t xml:space="preserve">41</w:t>
+              <w:t xml:space="preserve">23</w:t>
             </w:r>
           </w:p>
         </w:tc>
@@ -5847,240 +3737,6 @@
                 <w:szCs w:val="17"/>
               </w:rPr>
               <w:t xml:space="preserve">High</w:t>
-            </w:r>
-          </w:p>
-        </w:tc>
-      </w:tr>
-      <w:tr>
-        <w:trPr>
-          <w:cantSplit/>
-        </w:trPr>
-        <w:tc>
-          <w:tcPr>
-            <w:tcW w:type="dxa" w:w="560"/>
-            <w:shd w:fill="F0F3EF" w:color="auto" w:val="clear"/>
-            <w:tcMar>
-              <w:top w:type="dxa" w:w="60"/>
-              <w:left w:type="dxa" w:w="90"/>
-              <w:bottom w:type="dxa" w:w="60"/>
-              <w:right w:type="dxa" w:w="90"/>
-            </w:tcMar>
-            <w:vAlign w:val="top"/>
-          </w:tcPr>
-          <w:p>
-            <w:pPr>
-              <w:spacing w:after="0" w:line="240"/>
-              <w:jc w:val="center"/>
-            </w:pPr>
-            <w:r>
-              <w:rPr>
-                <w:rFonts w:ascii="Calibri" w:cs="Calibri" w:eastAsia="Calibri" w:hAnsi="Calibri"/>
-                <w:b/>
-                <w:bCs/>
-                <w:color w:val="6E7B73"/>
-                <w:sz w:val="17"/>
-                <w:szCs w:val="17"/>
-              </w:rPr>
-              <w:t xml:space="preserve">42</w:t>
-            </w:r>
-          </w:p>
-        </w:tc>
-        <w:tc>
-          <w:tcPr>
-            <w:tcW w:type="dxa" w:w="5400"/>
-            <w:shd w:fill="F0F3EF" w:color="auto" w:val="clear"/>
-            <w:tcMar>
-              <w:top w:type="dxa" w:w="60"/>
-              <w:left w:type="dxa" w:w="90"/>
-              <w:bottom w:type="dxa" w:w="60"/>
-              <w:right w:type="dxa" w:w="90"/>
-            </w:tcMar>
-            <w:vAlign w:val="top"/>
-          </w:tcPr>
-          <w:p>
-            <w:pPr>
-              <w:spacing w:after="0" w:line="240"/>
-            </w:pPr>
-            <w:r>
-              <w:rPr>
-                <w:rFonts w:ascii="Calibri" w:cs="Calibri" w:eastAsia="Calibri" w:hAnsi="Calibri"/>
-                <w:color w:val="18231E"/>
-                <w:sz w:val="17"/>
-                <w:szCs w:val="17"/>
-              </w:rPr>
-              <w:t xml:space="preserve">What is the storm water fee and is it assessed separately from the real estate tax bill?</w:t>
-            </w:r>
-          </w:p>
-        </w:tc>
-        <w:tc>
-          <w:tcPr>
-            <w:tcW w:type="dxa" w:w="6640"/>
-            <w:shd w:fill="F0F3EF" w:color="auto" w:val="clear"/>
-            <w:tcMar>
-              <w:top w:type="dxa" w:w="60"/>
-              <w:left w:type="dxa" w:w="90"/>
-              <w:bottom w:type="dxa" w:w="60"/>
-              <w:right w:type="dxa" w:w="90"/>
-            </w:tcMar>
-            <w:vAlign w:val="top"/>
-          </w:tcPr>
-          <w:p>
-            <w:pPr>
-              <w:spacing w:after="0" w:line="240"/>
-            </w:pPr>
-            <w:r>
-              <w:rPr>
-                <w:rFonts w:ascii="Calibri" w:cs="Calibri" w:eastAsia="Calibri" w:hAnsi="Calibri"/>
-                <w:color w:val="3D4A43"/>
-                <w:sz w:val="17"/>
-                <w:szCs w:val="17"/>
-              </w:rPr>
-              <w:t xml:space="preserve">$2,966 in 2026 growing 5% a year, included inside the tax line.</w:t>
-            </w:r>
-          </w:p>
-        </w:tc>
-        <w:tc>
-          <w:tcPr>
-            <w:tcW w:type="dxa" w:w="1800"/>
-            <w:shd w:fill="F0F3EF" w:color="auto" w:val="clear"/>
-            <w:tcMar>
-              <w:top w:type="dxa" w:w="60"/>
-              <w:left w:type="dxa" w:w="90"/>
-              <w:bottom w:type="dxa" w:w="60"/>
-              <w:right w:type="dxa" w:w="90"/>
-            </w:tcMar>
-            <w:vAlign w:val="top"/>
-          </w:tcPr>
-          <w:p>
-            <w:pPr>
-              <w:spacing w:after="0" w:line="240"/>
-              <w:jc w:val="center"/>
-            </w:pPr>
-            <w:r>
-              <w:rPr>
-                <w:rFonts w:ascii="Calibri" w:cs="Calibri" w:eastAsia="Calibri" w:hAnsi="Calibri"/>
-                <w:b w:val="false"/>
-                <w:bCs w:val="false"/>
-                <w:color w:val="6E7B73"/>
-                <w:sz w:val="17"/>
-                <w:szCs w:val="17"/>
-              </w:rPr>
-              <w:t xml:space="preserve">Low</w:t>
-            </w:r>
-          </w:p>
-        </w:tc>
-      </w:tr>
-      <w:tr>
-        <w:trPr>
-          <w:cantSplit/>
-        </w:trPr>
-        <w:tc>
-          <w:tcPr>
-            <w:tcW w:type="dxa" w:w="560"/>
-            <w:tcMar>
-              <w:top w:type="dxa" w:w="60"/>
-              <w:left w:type="dxa" w:w="90"/>
-              <w:bottom w:type="dxa" w:w="60"/>
-              <w:right w:type="dxa" w:w="90"/>
-            </w:tcMar>
-            <w:vAlign w:val="top"/>
-          </w:tcPr>
-          <w:p>
-            <w:pPr>
-              <w:spacing w:after="0" w:line="240"/>
-              <w:jc w:val="center"/>
-            </w:pPr>
-            <w:r>
-              <w:rPr>
-                <w:rFonts w:ascii="Calibri" w:cs="Calibri" w:eastAsia="Calibri" w:hAnsi="Calibri"/>
-                <w:b/>
-                <w:bCs/>
-                <w:color w:val="6E7B73"/>
-                <w:sz w:val="17"/>
-                <w:szCs w:val="17"/>
-              </w:rPr>
-              <w:t xml:space="preserve">43</w:t>
-            </w:r>
-          </w:p>
-        </w:tc>
-        <w:tc>
-          <w:tcPr>
-            <w:tcW w:type="dxa" w:w="5400"/>
-            <w:tcMar>
-              <w:top w:type="dxa" w:w="60"/>
-              <w:left w:type="dxa" w:w="90"/>
-              <w:bottom w:type="dxa" w:w="60"/>
-              <w:right w:type="dxa" w:w="90"/>
-            </w:tcMar>
-            <w:vAlign w:val="top"/>
-          </w:tcPr>
-          <w:p>
-            <w:pPr>
-              <w:spacing w:after="0" w:line="240"/>
-            </w:pPr>
-            <w:r>
-              <w:rPr>
-                <w:rFonts w:ascii="Calibri" w:cs="Calibri" w:eastAsia="Calibri" w:hAnsi="Calibri"/>
-                <w:color w:val="18231E"/>
-                <w:sz w:val="17"/>
-                <w:szCs w:val="17"/>
-              </w:rPr>
-              <w:t xml:space="preserve">Are there personal property taxes, and does the SB-1 personal property deduction eliminate the $4,110 assessed in 2025?</w:t>
-            </w:r>
-          </w:p>
-        </w:tc>
-        <w:tc>
-          <w:tcPr>
-            <w:tcW w:type="dxa" w:w="6640"/>
-            <w:tcMar>
-              <w:top w:type="dxa" w:w="60"/>
-              <w:left w:type="dxa" w:w="90"/>
-              <w:bottom w:type="dxa" w:w="60"/>
-              <w:right w:type="dxa" w:w="90"/>
-            </w:tcMar>
-            <w:vAlign w:val="top"/>
-          </w:tcPr>
-          <w:p>
-            <w:pPr>
-              <w:spacing w:after="0" w:line="240"/>
-            </w:pPr>
-            <w:r>
-              <w:rPr>
-                <w:rFonts w:ascii="Calibri" w:cs="Calibri" w:eastAsia="Calibri" w:hAnsi="Calibri"/>
-                <w:color w:val="3D4A43"/>
-                <w:sz w:val="17"/>
-                <w:szCs w:val="17"/>
-              </w:rPr>
-              <w:t xml:space="preserve">Eliminated under the $1mm deduction for taxes payable 2026. Nothing underwritten.</w:t>
-            </w:r>
-          </w:p>
-        </w:tc>
-        <w:tc>
-          <w:tcPr>
-            <w:tcW w:type="dxa" w:w="1800"/>
-            <w:tcMar>
-              <w:top w:type="dxa" w:w="60"/>
-              <w:left w:type="dxa" w:w="90"/>
-              <w:bottom w:type="dxa" w:w="60"/>
-              <w:right w:type="dxa" w:w="90"/>
-            </w:tcMar>
-            <w:vAlign w:val="top"/>
-          </w:tcPr>
-          <w:p>
-            <w:pPr>
-              <w:spacing w:after="0" w:line="240"/>
-              <w:jc w:val="center"/>
-            </w:pPr>
-            <w:r>
-              <w:rPr>
-                <w:rFonts w:ascii="Calibri" w:cs="Calibri" w:eastAsia="Calibri" w:hAnsi="Calibri"/>
-                <w:b w:val="false"/>
-                <w:bCs w:val="false"/>
-                <w:color w:val="6E7B73"/>
-                <w:sz w:val="17"/>
-                <w:szCs w:val="17"/>
-              </w:rPr>
-              <w:t xml:space="preserve">Low</w:t>
             </w:r>
           </w:p>
         </w:tc>
@@ -6271,7 +3927,7 @@
                 <w:sz w:val="17"/>
                 <w:szCs w:val="17"/>
               </w:rPr>
-              <w:t xml:space="preserve">44</w:t>
+              <w:t xml:space="preserve">24</w:t>
             </w:r>
           </w:p>
         </w:tc>
@@ -6387,7 +4043,7 @@
                 <w:sz w:val="17"/>
                 <w:szCs w:val="17"/>
               </w:rPr>
-              <w:t xml:space="preserve">45</w:t>
+              <w:t xml:space="preserve">25</w:t>
             </w:r>
           </w:p>
         </w:tc>
@@ -6505,7 +4161,7 @@
                 <w:sz w:val="17"/>
                 <w:szCs w:val="17"/>
               </w:rPr>
-              <w:t xml:space="preserve">46</w:t>
+              <w:t xml:space="preserve">26</w:t>
             </w:r>
           </w:p>
         </w:tc>
@@ -6531,7 +4187,7 @@
                 <w:sz w:val="17"/>
                 <w:szCs w:val="17"/>
               </w:rPr>
-              <w:t xml:space="preserve">Please confirm the flood determination. The OM cites Zone X on panel 18097C0151G, but 37 units are below grade.</w:t>
+              <w:t xml:space="preserve">Please provide any environmental site assessment (Phase I, and Phase II if one exists), including any underground storage tank history.</w:t>
             </w:r>
           </w:p>
         </w:tc>
@@ -6557,132 +4213,13 @@
                 <w:sz w:val="17"/>
                 <w:szCs w:val="17"/>
               </w:rPr>
-              <w:t xml:space="preserve">Zone X confirmed and no flood insurance required. The below-grade units are a drainage matter, not a flood zone matter.</w:t>
+              <w:t xml:space="preserve">Clean Phase I with no recognised environmental conditions.</w:t>
             </w:r>
           </w:p>
         </w:tc>
         <w:tc>
           <w:tcPr>
             <w:tcW w:type="dxa" w:w="1800"/>
-            <w:tcMar>
-              <w:top w:type="dxa" w:w="60"/>
-              <w:left w:type="dxa" w:w="90"/>
-              <w:bottom w:type="dxa" w:w="60"/>
-              <w:right w:type="dxa" w:w="90"/>
-            </w:tcMar>
-            <w:vAlign w:val="top"/>
-          </w:tcPr>
-          <w:p>
-            <w:pPr>
-              <w:spacing w:after="0" w:line="240"/>
-              <w:jc w:val="center"/>
-            </w:pPr>
-            <w:r>
-              <w:rPr>
-                <w:rFonts w:ascii="Calibri" w:cs="Calibri" w:eastAsia="Calibri" w:hAnsi="Calibri"/>
-                <w:b w:val="false"/>
-                <w:bCs w:val="false"/>
-                <w:color w:val="6E7B73"/>
-                <w:sz w:val="17"/>
-                <w:szCs w:val="17"/>
-              </w:rPr>
-              <w:t xml:space="preserve">Medium</w:t>
-            </w:r>
-          </w:p>
-        </w:tc>
-      </w:tr>
-      <w:tr>
-        <w:trPr>
-          <w:cantSplit/>
-        </w:trPr>
-        <w:tc>
-          <w:tcPr>
-            <w:tcW w:type="dxa" w:w="560"/>
-            <w:shd w:fill="F0F3EF" w:color="auto" w:val="clear"/>
-            <w:tcMar>
-              <w:top w:type="dxa" w:w="60"/>
-              <w:left w:type="dxa" w:w="90"/>
-              <w:bottom w:type="dxa" w:w="60"/>
-              <w:right w:type="dxa" w:w="90"/>
-            </w:tcMar>
-            <w:vAlign w:val="top"/>
-          </w:tcPr>
-          <w:p>
-            <w:pPr>
-              <w:spacing w:after="0" w:line="240"/>
-              <w:jc w:val="center"/>
-            </w:pPr>
-            <w:r>
-              <w:rPr>
-                <w:rFonts w:ascii="Calibri" w:cs="Calibri" w:eastAsia="Calibri" w:hAnsi="Calibri"/>
-                <w:b/>
-                <w:bCs/>
-                <w:color w:val="6E7B73"/>
-                <w:sz w:val="17"/>
-                <w:szCs w:val="17"/>
-              </w:rPr>
-              <w:t xml:space="preserve">47</w:t>
-            </w:r>
-          </w:p>
-        </w:tc>
-        <w:tc>
-          <w:tcPr>
-            <w:tcW w:type="dxa" w:w="5400"/>
-            <w:shd w:fill="F0F3EF" w:color="auto" w:val="clear"/>
-            <w:tcMar>
-              <w:top w:type="dxa" w:w="60"/>
-              <w:left w:type="dxa" w:w="90"/>
-              <w:bottom w:type="dxa" w:w="60"/>
-              <w:right w:type="dxa" w:w="90"/>
-            </w:tcMar>
-            <w:vAlign w:val="top"/>
-          </w:tcPr>
-          <w:p>
-            <w:pPr>
-              <w:spacing w:after="0" w:line="240"/>
-            </w:pPr>
-            <w:r>
-              <w:rPr>
-                <w:rFonts w:ascii="Calibri" w:cs="Calibri" w:eastAsia="Calibri" w:hAnsi="Calibri"/>
-                <w:color w:val="18231E"/>
-                <w:sz w:val="17"/>
-                <w:szCs w:val="17"/>
-              </w:rPr>
-              <w:t xml:space="preserve">Please provide any environmental site assessment (Phase I, and Phase II if one exists), including any underground storage tank history.</w:t>
-            </w:r>
-          </w:p>
-        </w:tc>
-        <w:tc>
-          <w:tcPr>
-            <w:tcW w:type="dxa" w:w="6640"/>
-            <w:shd w:fill="F0F3EF" w:color="auto" w:val="clear"/>
-            <w:tcMar>
-              <w:top w:type="dxa" w:w="60"/>
-              <w:left w:type="dxa" w:w="90"/>
-              <w:bottom w:type="dxa" w:w="60"/>
-              <w:right w:type="dxa" w:w="90"/>
-            </w:tcMar>
-            <w:vAlign w:val="top"/>
-          </w:tcPr>
-          <w:p>
-            <w:pPr>
-              <w:spacing w:after="0" w:line="240"/>
-            </w:pPr>
-            <w:r>
-              <w:rPr>
-                <w:rFonts w:ascii="Calibri" w:cs="Calibri" w:eastAsia="Calibri" w:hAnsi="Calibri"/>
-                <w:color w:val="3D4A43"/>
-                <w:sz w:val="17"/>
-                <w:szCs w:val="17"/>
-              </w:rPr>
-              <w:t xml:space="preserve">Clean Phase I with no recognised environmental conditions.</w:t>
-            </w:r>
-          </w:p>
-        </w:tc>
-        <w:tc>
-          <w:tcPr>
-            <w:tcW w:type="dxa" w:w="1800"/>
-            <w:shd w:fill="F0F3EF" w:color="auto" w:val="clear"/>
             <w:tcMar>
               <w:top w:type="dxa" w:w="60"/>
               <w:left w:type="dxa" w:w="90"/>
@@ -6896,7 +4433,7 @@
                 <w:sz w:val="17"/>
                 <w:szCs w:val="17"/>
               </w:rPr>
-              <w:t xml:space="preserve">48</w:t>
+              <w:t xml:space="preserve">27</w:t>
             </w:r>
           </w:p>
         </w:tc>
@@ -7012,7 +4549,7 @@
                 <w:sz w:val="17"/>
                 <w:szCs w:val="17"/>
               </w:rPr>
-              <w:t xml:space="preserve">49</w:t>
+              <w:t xml:space="preserve">28</w:t>
             </w:r>
           </w:p>
         </w:tc>
@@ -7130,7 +4667,7 @@
                 <w:sz w:val="17"/>
                 <w:szCs w:val="17"/>
               </w:rPr>
-              <w:t xml:space="preserve">50</w:t>
+              <w:t xml:space="preserve">29</w:t>
             </w:r>
           </w:p>
         </w:tc>
@@ -7182,7 +4719,7 @@
                 <w:sz w:val="17"/>
                 <w:szCs w:val="17"/>
               </w:rPr>
-              <w:t xml:space="preserve">No material Class B/C competitive supply. Northside Indianapolis deliveries are Class A at rents well above our renovated levels.</w:t>
+              <w:t xml:space="preserve">Yardi Matrix 1Q-2026 shows 2025 construction starts more than doubled versus 2024, so the delivery wave lands in 2027-28 inside our hold, and Carmel alone takes more than half of 2026 metro deliveries immediately north of this asset. We underwrite 1.5% rent growth in Year 1 rising to 3.0% by Year 4, and 5.5% stabilised vacancy. New supply is Class A at rents well above our renovated levels, so the pressure reaches us through concessions rather than head-to-head competition.</w:t>
             </w:r>
           </w:p>
         </w:tc>
@@ -7246,7 +4783,7 @@
                 <w:sz w:val="17"/>
                 <w:szCs w:val="17"/>
               </w:rPr>
-              <w:t xml:space="preserve">51</w:t>
+              <w:t xml:space="preserve">30</w:t>
             </w:r>
           </w:p>
         </w:tc>
@@ -7308,121 +4845,6 @@
           <w:tcPr>
             <w:tcW w:type="dxa" w:w="1800"/>
             <w:shd w:fill="F0F3EF" w:color="auto" w:val="clear"/>
-            <w:tcMar>
-              <w:top w:type="dxa" w:w="60"/>
-              <w:left w:type="dxa" w:w="90"/>
-              <w:bottom w:type="dxa" w:w="60"/>
-              <w:right w:type="dxa" w:w="90"/>
-            </w:tcMar>
-            <w:vAlign w:val="top"/>
-          </w:tcPr>
-          <w:p>
-            <w:pPr>
-              <w:spacing w:after="0" w:line="240"/>
-              <w:jc w:val="center"/>
-            </w:pPr>
-            <w:r>
-              <w:rPr>
-                <w:rFonts w:ascii="Calibri" w:cs="Calibri" w:eastAsia="Calibri" w:hAnsi="Calibri"/>
-                <w:b w:val="false"/>
-                <w:bCs w:val="false"/>
-                <w:color w:val="6E7B73"/>
-                <w:sz w:val="17"/>
-                <w:szCs w:val="17"/>
-              </w:rPr>
-              <w:t xml:space="preserve">Medium</w:t>
-            </w:r>
-          </w:p>
-        </w:tc>
-      </w:tr>
-      <w:tr>
-        <w:trPr>
-          <w:cantSplit/>
-        </w:trPr>
-        <w:tc>
-          <w:tcPr>
-            <w:tcW w:type="dxa" w:w="560"/>
-            <w:tcMar>
-              <w:top w:type="dxa" w:w="60"/>
-              <w:left w:type="dxa" w:w="90"/>
-              <w:bottom w:type="dxa" w:w="60"/>
-              <w:right w:type="dxa" w:w="90"/>
-            </w:tcMar>
-            <w:vAlign w:val="top"/>
-          </w:tcPr>
-          <w:p>
-            <w:pPr>
-              <w:spacing w:after="0" w:line="240"/>
-              <w:jc w:val="center"/>
-            </w:pPr>
-            <w:r>
-              <w:rPr>
-                <w:rFonts w:ascii="Calibri" w:cs="Calibri" w:eastAsia="Calibri" w:hAnsi="Calibri"/>
-                <w:b/>
-                <w:bCs/>
-                <w:color w:val="6E7B73"/>
-                <w:sz w:val="17"/>
-                <w:szCs w:val="17"/>
-              </w:rPr>
-              <w:t xml:space="preserve">52</w:t>
-            </w:r>
-          </w:p>
-        </w:tc>
-        <w:tc>
-          <w:tcPr>
-            <w:tcW w:type="dxa" w:w="5400"/>
-            <w:tcMar>
-              <w:top w:type="dxa" w:w="60"/>
-              <w:left w:type="dxa" w:w="90"/>
-              <w:bottom w:type="dxa" w:w="60"/>
-              <w:right w:type="dxa" w:w="90"/>
-            </w:tcMar>
-            <w:vAlign w:val="top"/>
-          </w:tcPr>
-          <w:p>
-            <w:pPr>
-              <w:spacing w:after="0" w:line="240"/>
-            </w:pPr>
-            <w:r>
-              <w:rPr>
-                <w:rFonts w:ascii="Calibri" w:cs="Calibri" w:eastAsia="Calibri" w:hAnsi="Calibri"/>
-                <w:color w:val="18231E"/>
-                <w:sz w:val="17"/>
-                <w:szCs w:val="17"/>
-              </w:rPr>
-              <w:t xml:space="preserve">Please provide any third-party market study, and current submarket occupancy, absorption and rent growth data.</w:t>
-            </w:r>
-          </w:p>
-        </w:tc>
-        <w:tc>
-          <w:tcPr>
-            <w:tcW w:type="dxa" w:w="6640"/>
-            <w:tcMar>
-              <w:top w:type="dxa" w:w="60"/>
-              <w:left w:type="dxa" w:w="90"/>
-              <w:bottom w:type="dxa" w:w="60"/>
-              <w:right w:type="dxa" w:w="90"/>
-            </w:tcMar>
-            <w:vAlign w:val="top"/>
-          </w:tcPr>
-          <w:p>
-            <w:pPr>
-              <w:spacing w:after="0" w:line="240"/>
-            </w:pPr>
-            <w:r>
-              <w:rPr>
-                <w:rFonts w:ascii="Calibri" w:cs="Calibri" w:eastAsia="Calibri" w:hAnsi="Calibri"/>
-                <w:color w:val="3D4A43"/>
-                <w:sz w:val="17"/>
-                <w:szCs w:val="17"/>
-              </w:rPr>
-              <w:t xml:space="preserve">Stable submarket occupancy in the low-90s supporting a 5.0% stabilised vacancy assumption and 3.0% annual market rent growth.</w:t>
-            </w:r>
-          </w:p>
-        </w:tc>
-        <w:tc>
-          <w:tcPr>
-            <w:tcW w:type="dxa" w:w="1800"/>
             <w:tcMar>
               <w:top w:type="dxa" w:w="60"/>
               <w:left w:type="dxa" w:w="90"/>
@@ -7636,7 +5058,7 @@
                 <w:sz w:val="17"/>
                 <w:szCs w:val="17"/>
               </w:rPr>
-              <w:t xml:space="preserve">53</w:t>
+              <w:t xml:space="preserve">31</w:t>
             </w:r>
           </w:p>
         </w:tc>
@@ -7752,7 +5174,7 @@
                 <w:sz w:val="17"/>
                 <w:szCs w:val="17"/>
               </w:rPr>
-              <w:t xml:space="preserve">54</w:t>
+              <w:t xml:space="preserve">32</w:t>
             </w:r>
           </w:p>
         </w:tc>
@@ -7779,7 +5201,7 @@
                 <w:sz w:val="17"/>
                 <w:szCs w:val="17"/>
               </w:rPr>
-              <w:t xml:space="preserve">Please confirm the 8 units converted from storage are properly permitted with certificates of occupancy, and that the proposed Building 4042 storage conversion would be permittable.</w:t>
+              <w:t xml:space="preserve">Please provide all service contracts with terms, notice periods and termination rights: landscaping, pest control, valet trash, trash hauling, laundry, security and fire, pool, and internet.</w:t>
             </w:r>
           </w:p>
         </w:tc>
@@ -7806,7 +5228,7 @@
                 <w:sz w:val="17"/>
                 <w:szCs w:val="17"/>
               </w:rPr>
-              <w:t xml:space="preserve">The 8 converted units are legal and permitted. The 4042 conversion is upside and is not underwritten.</w:t>
+              <w:t xml:space="preserve">All are terminable at or shortly after closing except the 7-year bulk internet contract, which is assumed and underwritten.</w:t>
             </w:r>
           </w:p>
         </w:tc>
@@ -7814,355 +5236,6 @@
           <w:tcPr>
             <w:tcW w:type="dxa" w:w="1800"/>
             <w:shd w:fill="F0F3EF" w:color="auto" w:val="clear"/>
-            <w:tcMar>
-              <w:top w:type="dxa" w:w="60"/>
-              <w:left w:type="dxa" w:w="90"/>
-              <w:bottom w:type="dxa" w:w="60"/>
-              <w:right w:type="dxa" w:w="90"/>
-            </w:tcMar>
-            <w:vAlign w:val="top"/>
-          </w:tcPr>
-          <w:p>
-            <w:pPr>
-              <w:spacing w:after="0" w:line="240"/>
-              <w:jc w:val="center"/>
-            </w:pPr>
-            <w:r>
-              <w:rPr>
-                <w:rFonts w:ascii="Calibri" w:cs="Calibri" w:eastAsia="Calibri" w:hAnsi="Calibri"/>
-                <w:b w:val="false"/>
-                <w:bCs w:val="false"/>
-                <w:color w:val="6E7B73"/>
-                <w:sz w:val="17"/>
-                <w:szCs w:val="17"/>
-              </w:rPr>
-              <w:t xml:space="preserve">Medium</w:t>
-            </w:r>
-          </w:p>
-        </w:tc>
-      </w:tr>
-      <w:tr>
-        <w:trPr>
-          <w:cantSplit/>
-        </w:trPr>
-        <w:tc>
-          <w:tcPr>
-            <w:tcW w:type="dxa" w:w="560"/>
-            <w:tcMar>
-              <w:top w:type="dxa" w:w="60"/>
-              <w:left w:type="dxa" w:w="90"/>
-              <w:bottom w:type="dxa" w:w="60"/>
-              <w:right w:type="dxa" w:w="90"/>
-            </w:tcMar>
-            <w:vAlign w:val="top"/>
-          </w:tcPr>
-          <w:p>
-            <w:pPr>
-              <w:spacing w:after="0" w:line="240"/>
-              <w:jc w:val="center"/>
-            </w:pPr>
-            <w:r>
-              <w:rPr>
-                <w:rFonts w:ascii="Calibri" w:cs="Calibri" w:eastAsia="Calibri" w:hAnsi="Calibri"/>
-                <w:b/>
-                <w:bCs/>
-                <w:color w:val="6E7B73"/>
-                <w:sz w:val="17"/>
-                <w:szCs w:val="17"/>
-              </w:rPr>
-              <w:t xml:space="preserve">55</w:t>
-            </w:r>
-          </w:p>
-        </w:tc>
-        <w:tc>
-          <w:tcPr>
-            <w:tcW w:type="dxa" w:w="5400"/>
-            <w:tcMar>
-              <w:top w:type="dxa" w:w="60"/>
-              <w:left w:type="dxa" w:w="90"/>
-              <w:bottom w:type="dxa" w:w="60"/>
-              <w:right w:type="dxa" w:w="90"/>
-            </w:tcMar>
-            <w:vAlign w:val="top"/>
-          </w:tcPr>
-          <w:p>
-            <w:pPr>
-              <w:spacing w:after="0" w:line="240"/>
-            </w:pPr>
-            <w:r>
-              <w:rPr>
-                <w:rFonts w:ascii="Calibri" w:cs="Calibri" w:eastAsia="Calibri" w:hAnsi="Calibri"/>
-                <w:color w:val="18231E"/>
-                <w:sz w:val="17"/>
-                <w:szCs w:val="17"/>
-              </w:rPr>
-              <w:t xml:space="preserve">Please provide all service contracts with terms, notice periods and termination rights: landscaping, pest control, valet trash, trash hauling, laundry, security and fire, pool, and internet.</w:t>
-            </w:r>
-          </w:p>
-        </w:tc>
-        <w:tc>
-          <w:tcPr>
-            <w:tcW w:type="dxa" w:w="6640"/>
-            <w:tcMar>
-              <w:top w:type="dxa" w:w="60"/>
-              <w:left w:type="dxa" w:w="90"/>
-              <w:bottom w:type="dxa" w:w="60"/>
-              <w:right w:type="dxa" w:w="90"/>
-            </w:tcMar>
-            <w:vAlign w:val="top"/>
-          </w:tcPr>
-          <w:p>
-            <w:pPr>
-              <w:spacing w:after="0" w:line="240"/>
-            </w:pPr>
-            <w:r>
-              <w:rPr>
-                <w:rFonts w:ascii="Calibri" w:cs="Calibri" w:eastAsia="Calibri" w:hAnsi="Calibri"/>
-                <w:color w:val="3D4A43"/>
-                <w:sz w:val="17"/>
-                <w:szCs w:val="17"/>
-              </w:rPr>
-              <w:t xml:space="preserve">All are terminable at or shortly after closing except the 7-year bulk internet contract, which is assumed and underwritten.</w:t>
-            </w:r>
-          </w:p>
-        </w:tc>
-        <w:tc>
-          <w:tcPr>
-            <w:tcW w:type="dxa" w:w="1800"/>
-            <w:tcMar>
-              <w:top w:type="dxa" w:w="60"/>
-              <w:left w:type="dxa" w:w="90"/>
-              <w:bottom w:type="dxa" w:w="60"/>
-              <w:right w:type="dxa" w:w="90"/>
-            </w:tcMar>
-            <w:vAlign w:val="top"/>
-          </w:tcPr>
-          <w:p>
-            <w:pPr>
-              <w:spacing w:after="0" w:line="240"/>
-              <w:jc w:val="center"/>
-            </w:pPr>
-            <w:r>
-              <w:rPr>
-                <w:rFonts w:ascii="Calibri" w:cs="Calibri" w:eastAsia="Calibri" w:hAnsi="Calibri"/>
-                <w:b w:val="false"/>
-                <w:bCs w:val="false"/>
-                <w:color w:val="6E7B73"/>
-                <w:sz w:val="17"/>
-                <w:szCs w:val="17"/>
-              </w:rPr>
-              <w:t xml:space="preserve">Medium</w:t>
-            </w:r>
-          </w:p>
-        </w:tc>
-      </w:tr>
-      <w:tr>
-        <w:trPr>
-          <w:cantSplit/>
-        </w:trPr>
-        <w:tc>
-          <w:tcPr>
-            <w:tcW w:type="dxa" w:w="560"/>
-            <w:shd w:fill="F0F3EF" w:color="auto" w:val="clear"/>
-            <w:tcMar>
-              <w:top w:type="dxa" w:w="60"/>
-              <w:left w:type="dxa" w:w="90"/>
-              <w:bottom w:type="dxa" w:w="60"/>
-              <w:right w:type="dxa" w:w="90"/>
-            </w:tcMar>
-            <w:vAlign w:val="top"/>
-          </w:tcPr>
-          <w:p>
-            <w:pPr>
-              <w:spacing w:after="0" w:line="240"/>
-              <w:jc w:val="center"/>
-            </w:pPr>
-            <w:r>
-              <w:rPr>
-                <w:rFonts w:ascii="Calibri" w:cs="Calibri" w:eastAsia="Calibri" w:hAnsi="Calibri"/>
-                <w:b/>
-                <w:bCs/>
-                <w:color w:val="6E7B73"/>
-                <w:sz w:val="17"/>
-                <w:szCs w:val="17"/>
-              </w:rPr>
-              <w:t xml:space="preserve">56</w:t>
-            </w:r>
-          </w:p>
-        </w:tc>
-        <w:tc>
-          <w:tcPr>
-            <w:tcW w:type="dxa" w:w="5400"/>
-            <w:shd w:fill="F0F3EF" w:color="auto" w:val="clear"/>
-            <w:tcMar>
-              <w:top w:type="dxa" w:w="60"/>
-              <w:left w:type="dxa" w:w="90"/>
-              <w:bottom w:type="dxa" w:w="60"/>
-              <w:right w:type="dxa" w:w="90"/>
-            </w:tcMar>
-            <w:vAlign w:val="top"/>
-          </w:tcPr>
-          <w:p>
-            <w:pPr>
-              <w:spacing w:after="0" w:line="240"/>
-            </w:pPr>
-            <w:r>
-              <w:rPr>
-                <w:rFonts w:ascii="Calibri" w:cs="Calibri" w:eastAsia="Calibri" w:hAnsi="Calibri"/>
-                <w:color w:val="18231E"/>
-                <w:sz w:val="17"/>
-                <w:szCs w:val="17"/>
-              </w:rPr>
-              <w:t xml:space="preserve">Please confirm no existing debt is being assumed and that the property is delivered free and clear, per the OM offering terms.</w:t>
-            </w:r>
-          </w:p>
-        </w:tc>
-        <w:tc>
-          <w:tcPr>
-            <w:tcW w:type="dxa" w:w="6640"/>
-            <w:shd w:fill="F0F3EF" w:color="auto" w:val="clear"/>
-            <w:tcMar>
-              <w:top w:type="dxa" w:w="60"/>
-              <w:left w:type="dxa" w:w="90"/>
-              <w:bottom w:type="dxa" w:w="60"/>
-              <w:right w:type="dxa" w:w="90"/>
-            </w:tcMar>
-            <w:vAlign w:val="top"/>
-          </w:tcPr>
-          <w:p>
-            <w:pPr>
-              <w:spacing w:after="0" w:line="240"/>
-            </w:pPr>
-            <w:r>
-              <w:rPr>
-                <w:rFonts w:ascii="Calibri" w:cs="Calibri" w:eastAsia="Calibri" w:hAnsi="Calibri"/>
-                <w:color w:val="3D4A43"/>
-                <w:sz w:val="17"/>
-                <w:szCs w:val="17"/>
-              </w:rPr>
-              <w:t xml:space="preserve">Free and clear. New financing at 65% loan-to-cost, constrained by an 8.0% minimum debt yield.</w:t>
-            </w:r>
-          </w:p>
-        </w:tc>
-        <w:tc>
-          <w:tcPr>
-            <w:tcW w:type="dxa" w:w="1800"/>
-            <w:shd w:fill="F0F3EF" w:color="auto" w:val="clear"/>
-            <w:tcMar>
-              <w:top w:type="dxa" w:w="60"/>
-              <w:left w:type="dxa" w:w="90"/>
-              <w:bottom w:type="dxa" w:w="60"/>
-              <w:right w:type="dxa" w:w="90"/>
-            </w:tcMar>
-            <w:vAlign w:val="top"/>
-          </w:tcPr>
-          <w:p>
-            <w:pPr>
-              <w:spacing w:after="0" w:line="240"/>
-              <w:jc w:val="center"/>
-            </w:pPr>
-            <w:r>
-              <w:rPr>
-                <w:rFonts w:ascii="Calibri" w:cs="Calibri" w:eastAsia="Calibri" w:hAnsi="Calibri"/>
-                <w:b w:val="false"/>
-                <w:bCs w:val="false"/>
-                <w:color w:val="6E7B73"/>
-                <w:sz w:val="17"/>
-                <w:szCs w:val="17"/>
-              </w:rPr>
-              <w:t xml:space="preserve">Low</w:t>
-            </w:r>
-          </w:p>
-        </w:tc>
-      </w:tr>
-      <w:tr>
-        <w:trPr>
-          <w:cantSplit/>
-        </w:trPr>
-        <w:tc>
-          <w:tcPr>
-            <w:tcW w:type="dxa" w:w="560"/>
-            <w:tcMar>
-              <w:top w:type="dxa" w:w="60"/>
-              <w:left w:type="dxa" w:w="90"/>
-              <w:bottom w:type="dxa" w:w="60"/>
-              <w:right w:type="dxa" w:w="90"/>
-            </w:tcMar>
-            <w:vAlign w:val="top"/>
-          </w:tcPr>
-          <w:p>
-            <w:pPr>
-              <w:spacing w:after="0" w:line="240"/>
-              <w:jc w:val="center"/>
-            </w:pPr>
-            <w:r>
-              <w:rPr>
-                <w:rFonts w:ascii="Calibri" w:cs="Calibri" w:eastAsia="Calibri" w:hAnsi="Calibri"/>
-                <w:b/>
-                <w:bCs/>
-                <w:color w:val="6E7B73"/>
-                <w:sz w:val="17"/>
-                <w:szCs w:val="17"/>
-              </w:rPr>
-              <w:t xml:space="preserve">57</w:t>
-            </w:r>
-          </w:p>
-        </w:tc>
-        <w:tc>
-          <w:tcPr>
-            <w:tcW w:type="dxa" w:w="5400"/>
-            <w:tcMar>
-              <w:top w:type="dxa" w:w="60"/>
-              <w:left w:type="dxa" w:w="90"/>
-              <w:bottom w:type="dxa" w:w="60"/>
-              <w:right w:type="dxa" w:w="90"/>
-            </w:tcMar>
-            <w:vAlign w:val="top"/>
-          </w:tcPr>
-          <w:p>
-            <w:pPr>
-              <w:spacing w:after="0" w:line="240"/>
-            </w:pPr>
-            <w:r>
-              <w:rPr>
-                <w:rFonts w:ascii="Calibri" w:cs="Calibri" w:eastAsia="Calibri" w:hAnsi="Calibri"/>
-                <w:color w:val="18231E"/>
-                <w:sz w:val="17"/>
-                <w:szCs w:val="17"/>
-              </w:rPr>
-              <w:t xml:space="preserve">Are there any tenant-in-common, ground lease, easement, reciprocal access or shared-facility arrangements?</w:t>
-            </w:r>
-          </w:p>
-        </w:tc>
-        <w:tc>
-          <w:tcPr>
-            <w:tcW w:type="dxa" w:w="6640"/>
-            <w:tcMar>
-              <w:top w:type="dxa" w:w="60"/>
-              <w:left w:type="dxa" w:w="90"/>
-              <w:bottom w:type="dxa" w:w="60"/>
-              <w:right w:type="dxa" w:w="90"/>
-            </w:tcMar>
-            <w:vAlign w:val="top"/>
-          </w:tcPr>
-          <w:p>
-            <w:pPr>
-              <w:spacing w:after="0" w:line="240"/>
-            </w:pPr>
-            <w:r>
-              <w:rPr>
-                <w:rFonts w:ascii="Calibri" w:cs="Calibri" w:eastAsia="Calibri" w:hAnsi="Calibri"/>
-                <w:color w:val="3D4A43"/>
-                <w:sz w:val="17"/>
-                <w:szCs w:val="17"/>
-              </w:rPr>
-              <w:t xml:space="preserve">None. Fee simple ownership of the entire 9.40-acre parcel.</w:t>
-            </w:r>
-          </w:p>
-        </w:tc>
-        <w:tc>
-          <w:tcPr>
-            <w:tcW w:type="dxa" w:w="1800"/>
             <w:tcMar>
               <w:top w:type="dxa" w:w="60"/>
               <w:left w:type="dxa" w:w="90"/>
@@ -8376,7 +5449,7 @@
                 <w:sz w:val="17"/>
                 <w:szCs w:val="17"/>
               </w:rPr>
-              <w:t xml:space="preserve">58</w:t>
+              <w:t xml:space="preserve">33</w:t>
             </w:r>
           </w:p>
         </w:tc>
@@ -8428,7 +5501,7 @@
                 <w:sz w:val="17"/>
                 <w:szCs w:val="17"/>
               </w:rPr>
-              <w:t xml:space="preserve">$14.2mm is the ask. On our underwriting that produces a 6.7% levered IRR and a 1.35x multiple over five years, which is why the recommendation is conditional on basis rather than on the business plan. Our bid is $12.25mm with a hard walk at $13.0mm.</w:t>
+              <w:t xml:space="preserve">The asset traded on 12 June 2026 for $13,625,000 ($115,466/unit) per the Marion County deed record. Our maximum bid is $12,000,000 ($101,695/unit), 12% below, where the plan returns 14.0% and 1.81x. At the trade price the same plan returns 7.9% and 1.42x. We would have been outbid.</w:t>
             </w:r>
           </w:p>
         </w:tc>
@@ -8492,7 +5565,7 @@
                 <w:sz w:val="17"/>
                 <w:szCs w:val="17"/>
               </w:rPr>
-              <w:t xml:space="preserve">59</w:t>
+              <w:t xml:space="preserve">34</w:t>
             </w:r>
           </w:p>
         </w:tc>
@@ -8610,7 +5683,7 @@
                 <w:sz w:val="17"/>
                 <w:szCs w:val="17"/>
               </w:rPr>
-              <w:t xml:space="preserve">60</w:t>
+              <w:t xml:space="preserve">35</w:t>
             </w:r>
           </w:p>
         </w:tc>
@@ -8663,240 +5736,6 @@
                 <w:szCs w:val="17"/>
               </w:rPr>
               <w:t xml:space="preserve">No credit given; the full $190,000 sits in our Year-1 capital budget.</w:t>
-            </w:r>
-          </w:p>
-        </w:tc>
-        <w:tc>
-          <w:tcPr>
-            <w:tcW w:type="dxa" w:w="1800"/>
-            <w:tcMar>
-              <w:top w:type="dxa" w:w="60"/>
-              <w:left w:type="dxa" w:w="90"/>
-              <w:bottom w:type="dxa" w:w="60"/>
-              <w:right w:type="dxa" w:w="90"/>
-            </w:tcMar>
-            <w:vAlign w:val="top"/>
-          </w:tcPr>
-          <w:p>
-            <w:pPr>
-              <w:spacing w:after="0" w:line="240"/>
-              <w:jc w:val="center"/>
-            </w:pPr>
-            <w:r>
-              <w:rPr>
-                <w:rFonts w:ascii="Calibri" w:cs="Calibri" w:eastAsia="Calibri" w:hAnsi="Calibri"/>
-                <w:b w:val="false"/>
-                <w:bCs w:val="false"/>
-                <w:color w:val="6E7B73"/>
-                <w:sz w:val="17"/>
-                <w:szCs w:val="17"/>
-              </w:rPr>
-              <w:t xml:space="preserve">Medium</w:t>
-            </w:r>
-          </w:p>
-        </w:tc>
-      </w:tr>
-      <w:tr>
-        <w:trPr>
-          <w:cantSplit/>
-        </w:trPr>
-        <w:tc>
-          <w:tcPr>
-            <w:tcW w:type="dxa" w:w="560"/>
-            <w:shd w:fill="F0F3EF" w:color="auto" w:val="clear"/>
-            <w:tcMar>
-              <w:top w:type="dxa" w:w="60"/>
-              <w:left w:type="dxa" w:w="90"/>
-              <w:bottom w:type="dxa" w:w="60"/>
-              <w:right w:type="dxa" w:w="90"/>
-            </w:tcMar>
-            <w:vAlign w:val="top"/>
-          </w:tcPr>
-          <w:p>
-            <w:pPr>
-              <w:spacing w:after="0" w:line="240"/>
-              <w:jc w:val="center"/>
-            </w:pPr>
-            <w:r>
-              <w:rPr>
-                <w:rFonts w:ascii="Calibri" w:cs="Calibri" w:eastAsia="Calibri" w:hAnsi="Calibri"/>
-                <w:b/>
-                <w:bCs/>
-                <w:color w:val="6E7B73"/>
-                <w:sz w:val="17"/>
-                <w:szCs w:val="17"/>
-              </w:rPr>
-              <w:t xml:space="preserve">61</w:t>
-            </w:r>
-          </w:p>
-        </w:tc>
-        <w:tc>
-          <w:tcPr>
-            <w:tcW w:type="dxa" w:w="5400"/>
-            <w:shd w:fill="F0F3EF" w:color="auto" w:val="clear"/>
-            <w:tcMar>
-              <w:top w:type="dxa" w:w="60"/>
-              <w:left w:type="dxa" w:w="90"/>
-              <w:bottom w:type="dxa" w:w="60"/>
-              <w:right w:type="dxa" w:w="90"/>
-            </w:tcMar>
-            <w:vAlign w:val="top"/>
-          </w:tcPr>
-          <w:p>
-            <w:pPr>
-              <w:spacing w:after="0" w:line="240"/>
-            </w:pPr>
-            <w:r>
-              <w:rPr>
-                <w:rFonts w:ascii="Calibri" w:cs="Calibri" w:eastAsia="Calibri" w:hAnsi="Calibri"/>
-                <w:color w:val="18231E"/>
-                <w:sz w:val="17"/>
-                <w:szCs w:val="17"/>
-              </w:rPr>
-              <w:t xml:space="preserve">Is the seller willing to give an earn-out or holdback against the 4 evictions and 8 notice units being delivered vacant or current?</w:t>
-            </w:r>
-          </w:p>
-        </w:tc>
-        <w:tc>
-          <w:tcPr>
-            <w:tcW w:type="dxa" w:w="6640"/>
-            <w:shd w:fill="F0F3EF" w:color="auto" w:val="clear"/>
-            <w:tcMar>
-              <w:top w:type="dxa" w:w="60"/>
-              <w:left w:type="dxa" w:w="90"/>
-              <w:bottom w:type="dxa" w:w="60"/>
-              <w:right w:type="dxa" w:w="90"/>
-            </w:tcMar>
-            <w:vAlign w:val="top"/>
-          </w:tcPr>
-          <w:p>
-            <w:pPr>
-              <w:spacing w:after="0" w:line="240"/>
-            </w:pPr>
-            <w:r>
-              <w:rPr>
-                <w:rFonts w:ascii="Calibri" w:cs="Calibri" w:eastAsia="Calibri" w:hAnsi="Calibri"/>
-                <w:color w:val="3D4A43"/>
-                <w:sz w:val="17"/>
-                <w:szCs w:val="17"/>
-              </w:rPr>
-              <w:t xml:space="preserve">No holdback; the cost sits inside the Year-1 bad debt and vacancy allowance.</w:t>
-            </w:r>
-          </w:p>
-        </w:tc>
-        <w:tc>
-          <w:tcPr>
-            <w:tcW w:type="dxa" w:w="1800"/>
-            <w:shd w:fill="F0F3EF" w:color="auto" w:val="clear"/>
-            <w:tcMar>
-              <w:top w:type="dxa" w:w="60"/>
-              <w:left w:type="dxa" w:w="90"/>
-              <w:bottom w:type="dxa" w:w="60"/>
-              <w:right w:type="dxa" w:w="90"/>
-            </w:tcMar>
-            <w:vAlign w:val="top"/>
-          </w:tcPr>
-          <w:p>
-            <w:pPr>
-              <w:spacing w:after="0" w:line="240"/>
-              <w:jc w:val="center"/>
-            </w:pPr>
-            <w:r>
-              <w:rPr>
-                <w:rFonts w:ascii="Calibri" w:cs="Calibri" w:eastAsia="Calibri" w:hAnsi="Calibri"/>
-                <w:b w:val="false"/>
-                <w:bCs w:val="false"/>
-                <w:color w:val="6E7B73"/>
-                <w:sz w:val="17"/>
-                <w:szCs w:val="17"/>
-              </w:rPr>
-              <w:t xml:space="preserve">Low</w:t>
-            </w:r>
-          </w:p>
-        </w:tc>
-      </w:tr>
-      <w:tr>
-        <w:trPr>
-          <w:cantSplit/>
-        </w:trPr>
-        <w:tc>
-          <w:tcPr>
-            <w:tcW w:type="dxa" w:w="560"/>
-            <w:tcMar>
-              <w:top w:type="dxa" w:w="60"/>
-              <w:left w:type="dxa" w:w="90"/>
-              <w:bottom w:type="dxa" w:w="60"/>
-              <w:right w:type="dxa" w:w="90"/>
-            </w:tcMar>
-            <w:vAlign w:val="top"/>
-          </w:tcPr>
-          <w:p>
-            <w:pPr>
-              <w:spacing w:after="0" w:line="240"/>
-              <w:jc w:val="center"/>
-            </w:pPr>
-            <w:r>
-              <w:rPr>
-                <w:rFonts w:ascii="Calibri" w:cs="Calibri" w:eastAsia="Calibri" w:hAnsi="Calibri"/>
-                <w:b/>
-                <w:bCs/>
-                <w:color w:val="6E7B73"/>
-                <w:sz w:val="17"/>
-                <w:szCs w:val="17"/>
-              </w:rPr>
-              <w:t xml:space="preserve">62</w:t>
-            </w:r>
-          </w:p>
-        </w:tc>
-        <w:tc>
-          <w:tcPr>
-            <w:tcW w:type="dxa" w:w="5400"/>
-            <w:tcMar>
-              <w:top w:type="dxa" w:w="60"/>
-              <w:left w:type="dxa" w:w="90"/>
-              <w:bottom w:type="dxa" w:w="60"/>
-              <w:right w:type="dxa" w:w="90"/>
-            </w:tcMar>
-            <w:vAlign w:val="top"/>
-          </w:tcPr>
-          <w:p>
-            <w:pPr>
-              <w:spacing w:after="0" w:line="240"/>
-            </w:pPr>
-            <w:r>
-              <w:rPr>
-                <w:rFonts w:ascii="Calibri" w:cs="Calibri" w:eastAsia="Calibri" w:hAnsi="Calibri"/>
-                <w:color w:val="18231E"/>
-                <w:sz w:val="17"/>
-                <w:szCs w:val="17"/>
-              </w:rPr>
-              <w:t xml:space="preserve">What is the required diligence period and closing timeline, and what earnest money structure is expected?</w:t>
-            </w:r>
-          </w:p>
-        </w:tc>
-        <w:tc>
-          <w:tcPr>
-            <w:tcW w:type="dxa" w:w="6640"/>
-            <w:tcMar>
-              <w:top w:type="dxa" w:w="60"/>
-              <w:left w:type="dxa" w:w="90"/>
-              <w:bottom w:type="dxa" w:w="60"/>
-              <w:right w:type="dxa" w:w="90"/>
-            </w:tcMar>
-            <w:vAlign w:val="top"/>
-          </w:tcPr>
-          <w:p>
-            <w:pPr>
-              <w:spacing w:after="0" w:line="240"/>
-            </w:pPr>
-            <w:r>
-              <w:rPr>
-                <w:rFonts w:ascii="Calibri" w:cs="Calibri" w:eastAsia="Calibri" w:hAnsi="Calibri"/>
-                <w:color w:val="3D4A43"/>
-                <w:sz w:val="17"/>
-                <w:szCs w:val="17"/>
-              </w:rPr>
-              <w:t xml:space="preserve">A 60-day diligence period and 30-day close, with earnest money going hard at the end of diligence.</w:t>
             </w:r>
           </w:p>
         </w:tc>
@@ -8965,7 +5804,7 @@
           <w:sz w:val="17"/>
           <w:szCs w:val="17"/>
         </w:rPr>
-        <w:t xml:space="preserve">62 questions across 10 categories. </w:t>
+        <w:t xml:space="preserve">35 questions across 10 categories. </w:t>
       </w:r>
       <w:r>
         <w:rPr>
@@ -9011,7 +5850,7 @@
           <w:sz w:val="17"/>
           <w:szCs w:val="17"/>
         </w:rPr>
-        <w:t xml:space="preserve">  The OM's 78-unit figure against the rent roll's 53 is a $60,000 swing in the capital budget and changes which units earn the $75 laundry premium — the highest-return component of the whole plan. We underwrite the rent roll, but this is the first thing we would walk the property to confirm.</w:t>
+        <w:t xml:space="preserve">  The OM's 78-unit figure against the rent roll's 53 is a $125,000 swing in the capital budget — $50,000 for every 10 units of error — and it decides which units sit in which renovation track. The 65 units that need laundry carry the case's $5,000 addition and earn $200 a month rather than $100. We underwrite the rent roll per the case data hierarchy, but this is the first thing we would walk the property to confirm.</w:t>
       </w:r>
     </w:p>
     <w:p>
@@ -9048,7 +5887,7 @@
           <w:sz w:val="17"/>
           <w:szCs w:val="17"/>
         </w:rPr>
-        <w:t xml:space="preserve">  Assessed value of $5.55mm against a $14.2mm price. If assessed value moved to the 69% of sale price the OM's own comp study shows, the bill would rise roughly $110,000 a year — about $1.6mm of value at our exit cap, or more than two points of levered IRR.</w:t>
+        <w:t xml:space="preserve">  Net assessed value of $5,214,932 against a $13,625,000 trade price — 41%, before any reassessment. The base case grows the actual 2025 bill of $129,648 at 4% a year, which the 25-year record supports: assessed value has been range-bound at $5.1-6.6mm since 2012 and the 2006 sale did not reset it. If it did reset to the 69% of sale price the OM's own comp study assumes, the Year-5 bill would be $238,700 rather than $160,300 — about $1.2mm of value at our exit cap, and 3.7 points of levered IRR. Priced as Ladder C.</w:t>
       </w:r>
     </w:p>
     <w:p>
@@ -9085,7 +5924,7 @@
           <w:sz w:val="17"/>
           <w:szCs w:val="17"/>
         </w:rPr>
-        <w:t xml:space="preserve">  Nothing has been renovated to a current standard, so the $166/month blended premium is inferred from the comp set rather than proven on site. Every $25 per month is worth roughly 1.3 points of levered IRR, which is why the model sensitises premium from $125 to $190.</w:t>
+        <w:t xml:space="preserve">  Nothing has been renovated to a current standard, so the $155/month blended premium is inferred from the comp set rather than proven on site. Roughly every $15 a month is worth a point of levered IRR, which is why the model sensitises the premium from $100 to $190. A single leased mock-up unit before we go hard would settle it.</w:t>
       </w:r>
     </w:p>
     <w:p>
@@ -9110,7 +5949,7 @@
           <w:sz w:val="17"/>
           <w:szCs w:val="17"/>
         </w:rPr>
-        <w:t xml:space="preserve">The five-year model returns a 6.7% levered IRR and a 1.35x multiple at the $14.2mm implied by the OM's 6.9% cap rate, against a 13.8% IRR and 1.81x at our $12.25mm bid. The business plan is sound at either price; only the basis is in question. Diligence should therefore be aimed at the three items above and at the physical scope in Section 4 — those are what could move our bid, or take us off the deal.</w:t>
+        <w:t xml:space="preserve">No purchase price was given, so the model solves for one: $12,000,000 is the highest basis at which this plan clears a 14% levered IRR and a 1.80x multiple. The asset traded on 12 June 2026 for $13,625,000, where the same plan returns 7.9% and 1.42x. The business plan is sound at either price; only the basis is in question. Diligence should therefore be aimed at the three items above and at the physical scope in Section 4 — those are what could move our bid, or take us off the deal.</w:t>
       </w:r>
     </w:p>
     <w:p>
